--- a/6th Term/ИТПИ/2026_ИБ-31_ИТПИ_ПЗ2_БройдоГД.docx
+++ b/6th Term/ИТПИ/2026_ИБ-31_ИТПИ_ПЗ2_БройдоГД.docx
@@ -1,6 +1,6 @@
 
 <file path=word/document.xml><?xml version="1.0" encoding="utf-8"?>
-<w:document xmlns:wpc="http://schemas.microsoft.com/office/word/2010/wordprocessingCanvas" xmlns:mc="http://schemas.openxmlformats.org/markup-compatibility/2006" xmlns:o="urn:schemas-microsoft-com:office:office" xmlns:r="http://schemas.openxmlformats.org/officeDocument/2006/relationships" xmlns:m="http://schemas.openxmlformats.org/officeDocument/2006/math" xmlns:v="urn:schemas-microsoft-com:vml" xmlns:wp14="http://schemas.microsoft.com/office/word/2010/wordprocessingDrawing" xmlns:wp="http://schemas.openxmlformats.org/drawingml/2006/wordprocessingDrawing" xmlns:w10="urn:schemas-microsoft-com:office:word" xmlns:w="http://schemas.openxmlformats.org/wordprocessingml/2006/main" xmlns:w14="http://schemas.microsoft.com/office/word/2010/wordml" xmlns:w15="http://schemas.microsoft.com/office/word/2012/wordml" xmlns:wpg="http://schemas.microsoft.com/office/word/2010/wordprocessingGroup" xmlns:wpi="http://schemas.microsoft.com/office/word/2010/wordprocessingInk" xmlns:wne="http://schemas.microsoft.com/office/word/2006/wordml" xmlns:wps="http://schemas.microsoft.com/office/word/2010/wordprocessingShape" mc:Ignorable="w14 w15 wp14">
+<w:document xmlns:wpc="http://schemas.microsoft.com/office/word/2010/wordprocessingCanvas" xmlns:cx="http://schemas.microsoft.com/office/drawing/2014/chartex" xmlns:cx1="http://schemas.microsoft.com/office/drawing/2015/9/8/chartex" xmlns:cx2="http://schemas.microsoft.com/office/drawing/2015/10/21/chartex" xmlns:cx3="http://schemas.microsoft.com/office/drawing/2016/5/9/chartex" xmlns:cx4="http://schemas.microsoft.com/office/drawing/2016/5/10/chartex" xmlns:cx5="http://schemas.microsoft.com/office/drawing/2016/5/11/chartex" xmlns:cx6="http://schemas.microsoft.com/office/drawing/2016/5/12/chartex" xmlns:cx7="http://schemas.microsoft.com/office/drawing/2016/5/13/chartex" xmlns:cx8="http://schemas.microsoft.com/office/drawing/2016/5/14/chartex" xmlns:mc="http://schemas.openxmlformats.org/markup-compatibility/2006" xmlns:aink="http://schemas.microsoft.com/office/drawing/2016/ink" xmlns:am3d="http://schemas.microsoft.com/office/drawing/2017/model3d" xmlns:o="urn:schemas-microsoft-com:office:office" xmlns:r="http://schemas.openxmlformats.org/officeDocument/2006/relationships" xmlns:m="http://schemas.openxmlformats.org/officeDocument/2006/math" xmlns:v="urn:schemas-microsoft-com:vml" xmlns:wp14="http://schemas.microsoft.com/office/word/2010/wordprocessingDrawing" xmlns:wp="http://schemas.openxmlformats.org/drawingml/2006/wordprocessingDrawing" xmlns:w10="urn:schemas-microsoft-com:office:word" xmlns:w="http://schemas.openxmlformats.org/wordprocessingml/2006/main" xmlns:w14="http://schemas.microsoft.com/office/word/2010/wordml" xmlns:w15="http://schemas.microsoft.com/office/word/2012/wordml" xmlns:w16cex="http://schemas.microsoft.com/office/word/2018/wordml/cex" xmlns:w16cid="http://schemas.microsoft.com/office/word/2016/wordml/cid" xmlns:w16="http://schemas.microsoft.com/office/word/2018/wordml" xmlns:w16sdtdh="http://schemas.microsoft.com/office/word/2020/wordml/sdtdatahash" xmlns:w16se="http://schemas.microsoft.com/office/word/2015/wordml/symex" xmlns:wpg="http://schemas.microsoft.com/office/word/2010/wordprocessingGroup" xmlns:wpi="http://schemas.microsoft.com/office/word/2010/wordprocessingInk" xmlns:wne="http://schemas.microsoft.com/office/word/2006/wordml" xmlns:wps="http://schemas.microsoft.com/office/word/2010/wordprocessingShape" mc:Ignorable="w14 w15 w16se w16cid w16 w16cex w16sdtdh wp14">
   <w:body>
     <w:p>
       <w:pPr>
@@ -83,7 +83,7 @@
               </wp:anchor>
             </w:drawing>
           </mc:Choice>
-          <mc:Fallback xmlns:cx="http://schemas.microsoft.com/office/drawing/2014/chartex" xmlns:cx1="http://schemas.microsoft.com/office/drawing/2015/9/8/chartex" xmlns:cx2="http://schemas.microsoft.com/office/drawing/2015/10/21/chartex" xmlns:cx3="http://schemas.microsoft.com/office/drawing/2016/5/9/chartex" xmlns:cx4="http://schemas.microsoft.com/office/drawing/2016/5/10/chartex" xmlns:cx5="http://schemas.microsoft.com/office/drawing/2016/5/11/chartex" xmlns:cx6="http://schemas.microsoft.com/office/drawing/2016/5/12/chartex" xmlns:cx7="http://schemas.microsoft.com/office/drawing/2016/5/13/chartex" xmlns:cx8="http://schemas.microsoft.com/office/drawing/2016/5/14/chartex" xmlns:aink="http://schemas.microsoft.com/office/drawing/2016/ink" xmlns:am3d="http://schemas.microsoft.com/office/drawing/2017/model3d" xmlns:w16cex="http://schemas.microsoft.com/office/word/2018/wordml/cex" xmlns:w16cid="http://schemas.microsoft.com/office/word/2016/wordml/cid" xmlns:w16="http://schemas.microsoft.com/office/word/2018/wordml" xmlns:w16sdtdh="http://schemas.microsoft.com/office/word/2020/wordml/sdtdatahash" xmlns:w16se="http://schemas.microsoft.com/office/word/2015/wordml/symex">
+          <mc:Fallback>
             <w:pict>
               <v:line w14:anchorId="325D5ED0" id="Прямая соединительная линия 6" o:spid="_x0000_s1026" style="position:absolute;z-index:251663360;visibility:visible;mso-wrap-style:square;mso-width-percent:0;mso-height-percent:0;mso-wrap-distance-left:9pt;mso-wrap-distance-top:-8e-5mm;mso-wrap-distance-right:9pt;mso-wrap-distance-bottom:-8e-5mm;mso-position-horizontal:absolute;mso-position-horizontal-relative:text;mso-position-vertical:absolute;mso-position-vertical-relative:text;mso-width-percent:0;mso-height-percent:0;mso-width-relative:page;mso-height-relative:page" from="-1.05pt,20.65pt" to="467.15pt,20.65pt" o:gfxdata="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" strokeweight="1.5pt"/>
             </w:pict>
@@ -457,7 +457,23 @@
           <w:color w:val="000000"/>
           <w:sz w:val="28"/>
         </w:rPr>
-        <w:t xml:space="preserve">1 ______________________________ </w:t>
+        <w:t xml:space="preserve">1 </w:t>
+      </w:r>
+      <w:r>
+        <w:rPr>
+          <w:rFonts w:ascii="Times New Roman" w:hAnsi="Times New Roman" w:cs="Times New Roman"/>
+          <w:color w:val="000000"/>
+          <w:sz w:val="28"/>
+        </w:rPr>
+        <w:t>Бройдо Глею Дмитриевич</w:t>
+      </w:r>
+      <w:r>
+        <w:rPr>
+          <w:rFonts w:ascii="Times New Roman" w:hAnsi="Times New Roman" w:cs="Times New Roman"/>
+          <w:color w:val="000000"/>
+          <w:sz w:val="28"/>
+        </w:rPr>
+        <w:t xml:space="preserve"> </w:t>
       </w:r>
     </w:p>
     <w:p>
@@ -568,32 +584,30 @@
           <w:color w:val="000000"/>
           <w:sz w:val="28"/>
           <w:szCs w:val="28"/>
+          <w:lang w:val="en-US" w:eastAsia="en-US"/>
+        </w:rPr>
+        <w:t>6</w:t>
+      </w:r>
+      <w:r>
+        <w:rPr>
+          <w:color w:val="000000"/>
+          <w:sz w:val="28"/>
+          <w:szCs w:val="28"/>
           <w:lang w:eastAsia="en-US"/>
         </w:rPr>
-        <w:t>_</w:t>
-      </w:r>
-      <w:bookmarkStart w:id="0" w:name="_GoBack"/>
-      <w:bookmarkEnd w:id="0"/>
+        <w:t xml:space="preserve"> г</w:t>
+      </w:r>
       <w:r>
         <w:rPr>
           <w:color w:val="000000"/>
           <w:sz w:val="28"/>
-          <w:szCs w:val="28"/>
           <w:lang w:eastAsia="en-US"/>
         </w:rPr>
-        <w:t xml:space="preserve"> г</w:t>
-      </w:r>
-      <w:r>
-        <w:rPr>
-          <w:color w:val="000000"/>
-          <w:sz w:val="28"/>
-          <w:lang w:eastAsia="en-US"/>
-        </w:rPr>
         <w:t>.</w:t>
       </w:r>
     </w:p>
-    <w:bookmarkStart w:id="1" w:name="_Toc107314347" w:displacedByCustomXml="next"/>
-    <w:bookmarkStart w:id="2" w:name="_Toc529200974" w:displacedByCustomXml="next"/>
+    <w:bookmarkStart w:id="0" w:name="_Toc107314347" w:displacedByCustomXml="next"/>
+    <w:bookmarkStart w:id="1" w:name="_Toc529200974" w:displacedByCustomXml="next"/>
     <w:sdt>
       <w:sdtPr>
         <w:rPr>
@@ -626,7 +640,7 @@
             </w:rPr>
             <w:t>СОДЕРЖАНИЕ</w:t>
           </w:r>
-          <w:bookmarkEnd w:id="1"/>
+          <w:bookmarkEnd w:id="0"/>
         </w:p>
         <w:p>
           <w:pPr>
@@ -1210,7 +1224,7 @@
           <w:lang w:eastAsia="ru-RU"/>
         </w:rPr>
       </w:pPr>
-      <w:bookmarkStart w:id="3" w:name="_Toc107314348"/>
+      <w:bookmarkStart w:id="2" w:name="_Toc107314348"/>
       <w:r>
         <w:rPr>
           <w:rFonts w:ascii="Times New Roman" w:eastAsia="Times New Roman" w:hAnsi="Times New Roman" w:cs="Times New Roman"/>
@@ -1223,7 +1237,7 @@
         <w:lastRenderedPageBreak/>
         <w:t>ЦЕЛИ РАБОТЫ</w:t>
       </w:r>
-      <w:bookmarkEnd w:id="3"/>
+      <w:bookmarkEnd w:id="2"/>
     </w:p>
     <w:p>
       <w:pPr>
@@ -1558,7 +1572,7 @@
         <w:t xml:space="preserve"> 4 учебных часа (180 минут).</w:t>
       </w:r>
     </w:p>
-    <w:bookmarkEnd w:id="2"/>
+    <w:bookmarkEnd w:id="1"/>
     <w:p>
       <w:pPr>
         <w:rPr>
@@ -1589,7 +1603,7 @@
           <w:rFonts w:eastAsia="Arial"/>
         </w:rPr>
       </w:pPr>
-      <w:bookmarkStart w:id="4" w:name="_Toc107314349"/>
+      <w:bookmarkStart w:id="3" w:name="_Toc107314349"/>
       <w:r>
         <w:rPr>
           <w:rFonts w:eastAsia="Arial"/>
@@ -1597,7 +1611,7 @@
         <w:lastRenderedPageBreak/>
         <w:t>ПРАКТИЧЕСКАЯ ЧАСТЬ</w:t>
       </w:r>
-      <w:bookmarkEnd w:id="4"/>
+      <w:bookmarkEnd w:id="3"/>
     </w:p>
     <w:p>
       <w:pPr>
@@ -1673,87 +1687,41 @@
         <w:rPr>
           <w:noProof/>
         </w:rPr>
-        <mc:AlternateContent>
-          <mc:Choice Requires="wps">
-            <w:drawing>
-              <wp:inline distT="0" distB="0" distL="0" distR="0" wp14:anchorId="7731693A" wp14:editId="41B8D292">
-                <wp:extent cx="5939790" cy="2386965"/>
-                <wp:effectExtent l="0" t="0" r="22860" b="13335"/>
-                <wp:docPr id="1" name="Прямоугольник 1"/>
-                <wp:cNvGraphicFramePr>
-                  <a:graphicFrameLocks xmlns:a="http://schemas.openxmlformats.org/drawingml/2006/main"/>
-                </wp:cNvGraphicFramePr>
-                <a:graphic xmlns:a="http://schemas.openxmlformats.org/drawingml/2006/main">
-                  <a:graphicData uri="http://schemas.microsoft.com/office/word/2010/wordprocessingShape">
-                    <wps:wsp>
-                      <wps:cNvSpPr>
-                        <a:spLocks noChangeArrowheads="1"/>
-                      </wps:cNvSpPr>
-                      <wps:spPr bwMode="auto">
-                        <a:xfrm>
-                          <a:off x="0" y="0"/>
-                          <a:ext cx="5939790" cy="2386965"/>
-                        </a:xfrm>
-                        <a:prstGeom prst="rect">
-                          <a:avLst/>
-                        </a:prstGeom>
-                        <a:noFill/>
-                        <a:ln w="25400">
-                          <a:solidFill>
-                            <a:schemeClr val="accent1">
-                              <a:lumMod val="50000"/>
-                              <a:lumOff val="0"/>
-                            </a:schemeClr>
-                          </a:solidFill>
-                          <a:miter lim="800000"/>
-                          <a:headEnd/>
-                          <a:tailEnd/>
-                        </a:ln>
-                        <a:extLst>
-                          <a:ext uri="{909E8E84-426E-40DD-AFC4-6F175D3DCCD1}">
-                            <a14:hiddenFill xmlns:a14="http://schemas.microsoft.com/office/drawing/2010/main">
-                              <a:solidFill>
-                                <a:srgbClr val="FFFFFF"/>
-                              </a:solidFill>
-                            </a14:hiddenFill>
-                          </a:ext>
-                        </a:extLst>
-                      </wps:spPr>
-                      <wps:txbx>
-                        <w:txbxContent>
-                          <w:p>
-                            <w:pPr>
-                              <w:jc w:val="center"/>
-                            </w:pPr>
-                          </w:p>
-                        </w:txbxContent>
-                      </wps:txbx>
-                      <wps:bodyPr rot="0" vert="horz" wrap="square" lIns="91440" tIns="45720" rIns="91440" bIns="45720" anchor="ctr" anchorCtr="0" upright="1">
-                        <a:noAutofit/>
-                      </wps:bodyPr>
-                    </wps:wsp>
-                  </a:graphicData>
-                </a:graphic>
-              </wp:inline>
-            </w:drawing>
-          </mc:Choice>
-          <mc:Fallback xmlns:cx="http://schemas.microsoft.com/office/drawing/2014/chartex" xmlns:cx1="http://schemas.microsoft.com/office/drawing/2015/9/8/chartex" xmlns:cx2="http://schemas.microsoft.com/office/drawing/2015/10/21/chartex" xmlns:cx3="http://schemas.microsoft.com/office/drawing/2016/5/9/chartex" xmlns:cx4="http://schemas.microsoft.com/office/drawing/2016/5/10/chartex" xmlns:cx5="http://schemas.microsoft.com/office/drawing/2016/5/11/chartex" xmlns:cx6="http://schemas.microsoft.com/office/drawing/2016/5/12/chartex" xmlns:cx7="http://schemas.microsoft.com/office/drawing/2016/5/13/chartex" xmlns:cx8="http://schemas.microsoft.com/office/drawing/2016/5/14/chartex" xmlns:aink="http://schemas.microsoft.com/office/drawing/2016/ink" xmlns:am3d="http://schemas.microsoft.com/office/drawing/2017/model3d" xmlns:w16cex="http://schemas.microsoft.com/office/word/2018/wordml/cex" xmlns:w16cid="http://schemas.microsoft.com/office/word/2016/wordml/cid" xmlns:w16="http://schemas.microsoft.com/office/word/2018/wordml" xmlns:w16sdtdh="http://schemas.microsoft.com/office/word/2020/wordml/sdtdatahash" xmlns:w16se="http://schemas.microsoft.com/office/word/2015/wordml/symex">
-            <w:pict>
-              <v:rect w14:anchorId="7731693A" id="Прямоугольник 1" o:spid="_x0000_s1026" style="width:467.7pt;height:187.95pt;visibility:visible;mso-wrap-style:square;mso-left-percent:-10001;mso-top-percent:-10001;mso-position-horizontal:absolute;mso-position-horizontal-relative:char;mso-position-vertical:absolute;mso-position-vertical-relative:line;mso-left-percent:-10001;mso-top-percent:-10001;v-text-anchor:middle" o:gfxdata="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" filled="f" strokecolor="#243f60 [1604]" strokeweight="2pt">
-                <v:textbox>
-                  <w:txbxContent>
-                    <w:p>
-                      <w:pPr>
-                        <w:jc w:val="center"/>
-                      </w:pPr>
-                    </w:p>
-                  </w:txbxContent>
-                </v:textbox>
-                <w10:anchorlock/>
-              </v:rect>
-            </w:pict>
-          </mc:Fallback>
-        </mc:AlternateContent>
+        <w:drawing>
+          <wp:inline distT="0" distB="0" distL="0" distR="0" wp14:anchorId="552E8DF0" wp14:editId="374F003F">
+            <wp:extent cx="5939790" cy="4395470"/>
+            <wp:effectExtent l="0" t="0" r="3810" b="5080"/>
+            <wp:docPr id="2" name="Рисунок 2"/>
+            <wp:cNvGraphicFramePr>
+              <a:graphicFrameLocks xmlns:a="http://schemas.openxmlformats.org/drawingml/2006/main" noChangeAspect="1"/>
+            </wp:cNvGraphicFramePr>
+            <a:graphic xmlns:a="http://schemas.openxmlformats.org/drawingml/2006/main">
+              <a:graphicData uri="http://schemas.openxmlformats.org/drawingml/2006/picture">
+                <pic:pic xmlns:pic="http://schemas.openxmlformats.org/drawingml/2006/picture">
+                  <pic:nvPicPr>
+                    <pic:cNvPr id="1" name=""/>
+                    <pic:cNvPicPr/>
+                  </pic:nvPicPr>
+                  <pic:blipFill>
+                    <a:blip r:embed="rId8"/>
+                    <a:stretch>
+                      <a:fillRect/>
+                    </a:stretch>
+                  </pic:blipFill>
+                  <pic:spPr>
+                    <a:xfrm>
+                      <a:off x="0" y="0"/>
+                      <a:ext cx="5939790" cy="4395470"/>
+                    </a:xfrm>
+                    <a:prstGeom prst="rect">
+                      <a:avLst/>
+                    </a:prstGeom>
+                  </pic:spPr>
+                </pic:pic>
+              </a:graphicData>
+            </a:graphic>
+          </wp:inline>
+        </w:drawing>
       </w:r>
       <w:r>
         <w:rPr>
@@ -1776,7 +1744,7 @@
           <w:szCs w:val="28"/>
         </w:rPr>
       </w:pPr>
-      <w:bookmarkStart w:id="5" w:name="_Ref529199417"/>
+      <w:bookmarkStart w:id="4" w:name="_Ref529199417"/>
       <w:r>
         <w:rPr>
           <w:rFonts w:ascii="Times New Roman" w:hAnsi="Times New Roman" w:cs="Times New Roman"/>
@@ -1839,7 +1807,7 @@
         </w:rPr>
         <w:fldChar w:fldCharType="end"/>
       </w:r>
-      <w:bookmarkEnd w:id="5"/>
+      <w:bookmarkEnd w:id="4"/>
       <w:r>
         <w:rPr>
           <w:rFonts w:ascii="Times New Roman" w:hAnsi="Times New Roman" w:cs="Times New Roman"/>
@@ -1929,6 +1897,7 @@
           <w:sz w:val="28"/>
           <w:szCs w:val="28"/>
         </w:rPr>
+        <w:lastRenderedPageBreak/>
         <w:t>Далее необходимо перейти в раздел реестры и выбрать соответствующий реестр для выполнения задания.</w:t>
       </w:r>
     </w:p>
@@ -1959,88 +1928,41 @@
         <w:rPr>
           <w:noProof/>
         </w:rPr>
-        <w:lastRenderedPageBreak/>
-        <mc:AlternateContent>
-          <mc:Choice Requires="wps">
-            <w:drawing>
-              <wp:inline distT="0" distB="0" distL="0" distR="0" wp14:anchorId="2ACB88F6" wp14:editId="369014C5">
-                <wp:extent cx="5939790" cy="2386965"/>
-                <wp:effectExtent l="0" t="0" r="22860" b="13335"/>
-                <wp:docPr id="8" name="Прямоугольник 8"/>
-                <wp:cNvGraphicFramePr>
-                  <a:graphicFrameLocks xmlns:a="http://schemas.openxmlformats.org/drawingml/2006/main"/>
-                </wp:cNvGraphicFramePr>
-                <a:graphic xmlns:a="http://schemas.openxmlformats.org/drawingml/2006/main">
-                  <a:graphicData uri="http://schemas.microsoft.com/office/word/2010/wordprocessingShape">
-                    <wps:wsp>
-                      <wps:cNvSpPr>
-                        <a:spLocks noChangeArrowheads="1"/>
-                      </wps:cNvSpPr>
-                      <wps:spPr bwMode="auto">
-                        <a:xfrm>
-                          <a:off x="0" y="0"/>
-                          <a:ext cx="5939790" cy="2386965"/>
-                        </a:xfrm>
-                        <a:prstGeom prst="rect">
-                          <a:avLst/>
-                        </a:prstGeom>
-                        <a:noFill/>
-                        <a:ln w="25400">
-                          <a:solidFill>
-                            <a:schemeClr val="accent1">
-                              <a:lumMod val="50000"/>
-                              <a:lumOff val="0"/>
-                            </a:schemeClr>
-                          </a:solidFill>
-                          <a:miter lim="800000"/>
-                          <a:headEnd/>
-                          <a:tailEnd/>
-                        </a:ln>
-                        <a:extLst>
-                          <a:ext uri="{909E8E84-426E-40DD-AFC4-6F175D3DCCD1}">
-                            <a14:hiddenFill xmlns:a14="http://schemas.microsoft.com/office/drawing/2010/main">
-                              <a:solidFill>
-                                <a:srgbClr val="FFFFFF"/>
-                              </a:solidFill>
-                            </a14:hiddenFill>
-                          </a:ext>
-                        </a:extLst>
-                      </wps:spPr>
-                      <wps:txbx>
-                        <w:txbxContent>
-                          <w:p>
-                            <w:pPr>
-                              <w:jc w:val="center"/>
-                            </w:pPr>
-                          </w:p>
-                        </w:txbxContent>
-                      </wps:txbx>
-                      <wps:bodyPr rot="0" vert="horz" wrap="square" lIns="91440" tIns="45720" rIns="91440" bIns="45720" anchor="ctr" anchorCtr="0" upright="1">
-                        <a:noAutofit/>
-                      </wps:bodyPr>
-                    </wps:wsp>
-                  </a:graphicData>
-                </a:graphic>
-              </wp:inline>
-            </w:drawing>
-          </mc:Choice>
-          <mc:Fallback xmlns:cx="http://schemas.microsoft.com/office/drawing/2014/chartex" xmlns:cx1="http://schemas.microsoft.com/office/drawing/2015/9/8/chartex" xmlns:cx2="http://schemas.microsoft.com/office/drawing/2015/10/21/chartex" xmlns:cx3="http://schemas.microsoft.com/office/drawing/2016/5/9/chartex" xmlns:cx4="http://schemas.microsoft.com/office/drawing/2016/5/10/chartex" xmlns:cx5="http://schemas.microsoft.com/office/drawing/2016/5/11/chartex" xmlns:cx6="http://schemas.microsoft.com/office/drawing/2016/5/12/chartex" xmlns:cx7="http://schemas.microsoft.com/office/drawing/2016/5/13/chartex" xmlns:cx8="http://schemas.microsoft.com/office/drawing/2016/5/14/chartex" xmlns:aink="http://schemas.microsoft.com/office/drawing/2016/ink" xmlns:am3d="http://schemas.microsoft.com/office/drawing/2017/model3d" xmlns:w16cex="http://schemas.microsoft.com/office/word/2018/wordml/cex" xmlns:w16cid="http://schemas.microsoft.com/office/word/2016/wordml/cid" xmlns:w16="http://schemas.microsoft.com/office/word/2018/wordml" xmlns:w16sdtdh="http://schemas.microsoft.com/office/word/2020/wordml/sdtdatahash" xmlns:w16se="http://schemas.microsoft.com/office/word/2015/wordml/symex">
-            <w:pict>
-              <v:rect w14:anchorId="2ACB88F6" id="Прямоугольник 8" o:spid="_x0000_s1027" style="width:467.7pt;height:187.95pt;visibility:visible;mso-wrap-style:square;mso-left-percent:-10001;mso-top-percent:-10001;mso-position-horizontal:absolute;mso-position-horizontal-relative:char;mso-position-vertical:absolute;mso-position-vertical-relative:line;mso-left-percent:-10001;mso-top-percent:-10001;v-text-anchor:middle" o:gfxdata="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" filled="f" strokecolor="#243f60 [1604]" strokeweight="2pt">
-                <v:textbox>
-                  <w:txbxContent>
-                    <w:p>
-                      <w:pPr>
-                        <w:jc w:val="center"/>
-                      </w:pPr>
-                    </w:p>
-                  </w:txbxContent>
-                </v:textbox>
-                <w10:anchorlock/>
-              </v:rect>
-            </w:pict>
-          </mc:Fallback>
-        </mc:AlternateContent>
+        <w:drawing>
+          <wp:inline distT="0" distB="0" distL="0" distR="0" wp14:anchorId="230FE5AB" wp14:editId="25982BA9">
+            <wp:extent cx="5939790" cy="4366895"/>
+            <wp:effectExtent l="0" t="0" r="3810" b="0"/>
+            <wp:docPr id="1" name="Рисунок 1"/>
+            <wp:cNvGraphicFramePr>
+              <a:graphicFrameLocks xmlns:a="http://schemas.openxmlformats.org/drawingml/2006/main" noChangeAspect="1"/>
+            </wp:cNvGraphicFramePr>
+            <a:graphic xmlns:a="http://schemas.openxmlformats.org/drawingml/2006/main">
+              <a:graphicData uri="http://schemas.openxmlformats.org/drawingml/2006/picture">
+                <pic:pic xmlns:pic="http://schemas.openxmlformats.org/drawingml/2006/picture">
+                  <pic:nvPicPr>
+                    <pic:cNvPr id="1" name=""/>
+                    <pic:cNvPicPr/>
+                  </pic:nvPicPr>
+                  <pic:blipFill>
+                    <a:blip r:embed="rId9"/>
+                    <a:stretch>
+                      <a:fillRect/>
+                    </a:stretch>
+                  </pic:blipFill>
+                  <pic:spPr>
+                    <a:xfrm>
+                      <a:off x="0" y="0"/>
+                      <a:ext cx="5939790" cy="4366895"/>
+                    </a:xfrm>
+                    <a:prstGeom prst="rect">
+                      <a:avLst/>
+                    </a:prstGeom>
+                  </pic:spPr>
+                </pic:pic>
+              </a:graphicData>
+            </a:graphic>
+          </wp:inline>
+        </w:drawing>
       </w:r>
       <w:r>
         <w:rPr>
@@ -2153,93 +2075,48 @@
           <w:sz w:val="28"/>
           <w:szCs w:val="28"/>
         </w:rPr>
+        <w:lastRenderedPageBreak/>
         <w:t xml:space="preserve"> </w:t>
       </w:r>
       <w:r>
         <w:rPr>
           <w:noProof/>
         </w:rPr>
-        <mc:AlternateContent>
-          <mc:Choice Requires="wps">
-            <w:drawing>
-              <wp:inline distT="0" distB="0" distL="0" distR="0" wp14:anchorId="4797A2B3" wp14:editId="510C40B1">
-                <wp:extent cx="5939790" cy="2386965"/>
-                <wp:effectExtent l="0" t="0" r="22860" b="13335"/>
-                <wp:docPr id="9" name="Прямоугольник 9"/>
-                <wp:cNvGraphicFramePr>
-                  <a:graphicFrameLocks xmlns:a="http://schemas.openxmlformats.org/drawingml/2006/main"/>
-                </wp:cNvGraphicFramePr>
-                <a:graphic xmlns:a="http://schemas.openxmlformats.org/drawingml/2006/main">
-                  <a:graphicData uri="http://schemas.microsoft.com/office/word/2010/wordprocessingShape">
-                    <wps:wsp>
-                      <wps:cNvSpPr>
-                        <a:spLocks noChangeArrowheads="1"/>
-                      </wps:cNvSpPr>
-                      <wps:spPr bwMode="auto">
-                        <a:xfrm>
-                          <a:off x="0" y="0"/>
-                          <a:ext cx="5939790" cy="2386965"/>
-                        </a:xfrm>
-                        <a:prstGeom prst="rect">
-                          <a:avLst/>
-                        </a:prstGeom>
-                        <a:noFill/>
-                        <a:ln w="25400">
-                          <a:solidFill>
-                            <a:schemeClr val="accent1">
-                              <a:lumMod val="50000"/>
-                              <a:lumOff val="0"/>
-                            </a:schemeClr>
-                          </a:solidFill>
-                          <a:miter lim="800000"/>
-                          <a:headEnd/>
-                          <a:tailEnd/>
-                        </a:ln>
-                        <a:extLst>
-                          <a:ext uri="{909E8E84-426E-40DD-AFC4-6F175D3DCCD1}">
-                            <a14:hiddenFill xmlns:a14="http://schemas.microsoft.com/office/drawing/2010/main">
-                              <a:solidFill>
-                                <a:srgbClr val="FFFFFF"/>
-                              </a:solidFill>
-                            </a14:hiddenFill>
-                          </a:ext>
-                        </a:extLst>
-                      </wps:spPr>
-                      <wps:txbx>
-                        <w:txbxContent>
-                          <w:p>
-                            <w:pPr>
-                              <w:jc w:val="center"/>
-                            </w:pPr>
-                          </w:p>
-                        </w:txbxContent>
-                      </wps:txbx>
-                      <wps:bodyPr rot="0" vert="horz" wrap="square" lIns="91440" tIns="45720" rIns="91440" bIns="45720" anchor="ctr" anchorCtr="0" upright="1">
-                        <a:noAutofit/>
-                      </wps:bodyPr>
-                    </wps:wsp>
-                  </a:graphicData>
-                </a:graphic>
-              </wp:inline>
-            </w:drawing>
-          </mc:Choice>
-          <mc:Fallback xmlns:cx="http://schemas.microsoft.com/office/drawing/2014/chartex" xmlns:cx1="http://schemas.microsoft.com/office/drawing/2015/9/8/chartex" xmlns:cx2="http://schemas.microsoft.com/office/drawing/2015/10/21/chartex" xmlns:cx3="http://schemas.microsoft.com/office/drawing/2016/5/9/chartex" xmlns:cx4="http://schemas.microsoft.com/office/drawing/2016/5/10/chartex" xmlns:cx5="http://schemas.microsoft.com/office/drawing/2016/5/11/chartex" xmlns:cx6="http://schemas.microsoft.com/office/drawing/2016/5/12/chartex" xmlns:cx7="http://schemas.microsoft.com/office/drawing/2016/5/13/chartex" xmlns:cx8="http://schemas.microsoft.com/office/drawing/2016/5/14/chartex" xmlns:aink="http://schemas.microsoft.com/office/drawing/2016/ink" xmlns:am3d="http://schemas.microsoft.com/office/drawing/2017/model3d" xmlns:w16cex="http://schemas.microsoft.com/office/word/2018/wordml/cex" xmlns:w16cid="http://schemas.microsoft.com/office/word/2016/wordml/cid" xmlns:w16="http://schemas.microsoft.com/office/word/2018/wordml" xmlns:w16sdtdh="http://schemas.microsoft.com/office/word/2020/wordml/sdtdatahash" xmlns:w16se="http://schemas.microsoft.com/office/word/2015/wordml/symex">
-            <w:pict>
-              <v:rect w14:anchorId="4797A2B3" id="Прямоугольник 9" o:spid="_x0000_s1028" style="width:467.7pt;height:187.95pt;visibility:visible;mso-wrap-style:square;mso-left-percent:-10001;mso-top-percent:-10001;mso-position-horizontal:absolute;mso-position-horizontal-relative:char;mso-position-vertical:absolute;mso-position-vertical-relative:line;mso-left-percent:-10001;mso-top-percent:-10001;v-text-anchor:middle" o:gfxdata="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" filled="f" strokecolor="#243f60 [1604]" strokeweight="2pt">
-                <v:textbox>
-                  <w:txbxContent>
-                    <w:p>
-                      <w:pPr>
-                        <w:jc w:val="center"/>
-                      </w:pPr>
-                    </w:p>
-                  </w:txbxContent>
-                </v:textbox>
-                <w10:anchorlock/>
-              </v:rect>
-            </w:pict>
-          </mc:Fallback>
-        </mc:AlternateContent>
+        <w:drawing>
+          <wp:inline distT="0" distB="0" distL="0" distR="0" wp14:anchorId="7FCC42B0" wp14:editId="072EE9A5">
+            <wp:extent cx="5939790" cy="4361180"/>
+            <wp:effectExtent l="0" t="0" r="3810" b="1270"/>
+            <wp:docPr id="3" name="Рисунок 3"/>
+            <wp:cNvGraphicFramePr>
+              <a:graphicFrameLocks xmlns:a="http://schemas.openxmlformats.org/drawingml/2006/main" noChangeAspect="1"/>
+            </wp:cNvGraphicFramePr>
+            <a:graphic xmlns:a="http://schemas.openxmlformats.org/drawingml/2006/main">
+              <a:graphicData uri="http://schemas.openxmlformats.org/drawingml/2006/picture">
+                <pic:pic xmlns:pic="http://schemas.openxmlformats.org/drawingml/2006/picture">
+                  <pic:nvPicPr>
+                    <pic:cNvPr id="1" name=""/>
+                    <pic:cNvPicPr/>
+                  </pic:nvPicPr>
+                  <pic:blipFill>
+                    <a:blip r:embed="rId10"/>
+                    <a:stretch>
+                      <a:fillRect/>
+                    </a:stretch>
+                  </pic:blipFill>
+                  <pic:spPr>
+                    <a:xfrm>
+                      <a:off x="0" y="0"/>
+                      <a:ext cx="5939790" cy="4361180"/>
+                    </a:xfrm>
+                    <a:prstGeom prst="rect">
+                      <a:avLst/>
+                    </a:prstGeom>
+                  </pic:spPr>
+                </pic:pic>
+              </a:graphicData>
+            </a:graphic>
+          </wp:inline>
+        </w:drawing>
       </w:r>
     </w:p>
     <w:p>
@@ -2254,7 +2131,7 @@
           <w:szCs w:val="28"/>
         </w:rPr>
       </w:pPr>
-      <w:bookmarkStart w:id="6" w:name="_Ref529199434"/>
+      <w:bookmarkStart w:id="5" w:name="_Ref529199434"/>
       <w:r>
         <w:rPr>
           <w:rFonts w:ascii="Times New Roman" w:hAnsi="Times New Roman" w:cs="Times New Roman"/>
@@ -2265,7 +2142,7 @@
         </w:rPr>
         <w:t xml:space="preserve">Рисунок </w:t>
       </w:r>
-      <w:bookmarkEnd w:id="6"/>
+      <w:bookmarkEnd w:id="5"/>
       <w:r>
         <w:rPr>
           <w:rFonts w:ascii="Times New Roman" w:hAnsi="Times New Roman" w:cs="Times New Roman"/>
@@ -2339,87 +2216,41 @@
           <w:lang w:eastAsia="ru-RU"/>
         </w:rPr>
         <w:lastRenderedPageBreak/>
-        <mc:AlternateContent>
-          <mc:Choice Requires="wps">
-            <w:drawing>
-              <wp:inline distT="0" distB="0" distL="0" distR="0" wp14:anchorId="1730332F" wp14:editId="2FD9CFAC">
-                <wp:extent cx="5939790" cy="2386965"/>
-                <wp:effectExtent l="0" t="0" r="22860" b="13335"/>
-                <wp:docPr id="10" name="Прямоугольник 10"/>
-                <wp:cNvGraphicFramePr>
-                  <a:graphicFrameLocks xmlns:a="http://schemas.openxmlformats.org/drawingml/2006/main"/>
-                </wp:cNvGraphicFramePr>
-                <a:graphic xmlns:a="http://schemas.openxmlformats.org/drawingml/2006/main">
-                  <a:graphicData uri="http://schemas.microsoft.com/office/word/2010/wordprocessingShape">
-                    <wps:wsp>
-                      <wps:cNvSpPr>
-                        <a:spLocks noChangeArrowheads="1"/>
-                      </wps:cNvSpPr>
-                      <wps:spPr bwMode="auto">
-                        <a:xfrm>
-                          <a:off x="0" y="0"/>
-                          <a:ext cx="5939790" cy="2386965"/>
-                        </a:xfrm>
-                        <a:prstGeom prst="rect">
-                          <a:avLst/>
-                        </a:prstGeom>
-                        <a:noFill/>
-                        <a:ln w="25400">
-                          <a:solidFill>
-                            <a:schemeClr val="accent1">
-                              <a:lumMod val="50000"/>
-                              <a:lumOff val="0"/>
-                            </a:schemeClr>
-                          </a:solidFill>
-                          <a:miter lim="800000"/>
-                          <a:headEnd/>
-                          <a:tailEnd/>
-                        </a:ln>
-                        <a:extLst>
-                          <a:ext uri="{909E8E84-426E-40DD-AFC4-6F175D3DCCD1}">
-                            <a14:hiddenFill xmlns:a14="http://schemas.microsoft.com/office/drawing/2010/main">
-                              <a:solidFill>
-                                <a:srgbClr val="FFFFFF"/>
-                              </a:solidFill>
-                            </a14:hiddenFill>
-                          </a:ext>
-                        </a:extLst>
-                      </wps:spPr>
-                      <wps:txbx>
-                        <w:txbxContent>
-                          <w:p>
-                            <w:pPr>
-                              <w:jc w:val="center"/>
-                            </w:pPr>
-                          </w:p>
-                        </w:txbxContent>
-                      </wps:txbx>
-                      <wps:bodyPr rot="0" vert="horz" wrap="square" lIns="91440" tIns="45720" rIns="91440" bIns="45720" anchor="ctr" anchorCtr="0" upright="1">
-                        <a:noAutofit/>
-                      </wps:bodyPr>
-                    </wps:wsp>
-                  </a:graphicData>
-                </a:graphic>
-              </wp:inline>
-            </w:drawing>
-          </mc:Choice>
-          <mc:Fallback xmlns:cx="http://schemas.microsoft.com/office/drawing/2014/chartex" xmlns:cx1="http://schemas.microsoft.com/office/drawing/2015/9/8/chartex" xmlns:cx2="http://schemas.microsoft.com/office/drawing/2015/10/21/chartex" xmlns:cx3="http://schemas.microsoft.com/office/drawing/2016/5/9/chartex" xmlns:cx4="http://schemas.microsoft.com/office/drawing/2016/5/10/chartex" xmlns:cx5="http://schemas.microsoft.com/office/drawing/2016/5/11/chartex" xmlns:cx6="http://schemas.microsoft.com/office/drawing/2016/5/12/chartex" xmlns:cx7="http://schemas.microsoft.com/office/drawing/2016/5/13/chartex" xmlns:cx8="http://schemas.microsoft.com/office/drawing/2016/5/14/chartex" xmlns:aink="http://schemas.microsoft.com/office/drawing/2016/ink" xmlns:am3d="http://schemas.microsoft.com/office/drawing/2017/model3d" xmlns:w16cex="http://schemas.microsoft.com/office/word/2018/wordml/cex" xmlns:w16cid="http://schemas.microsoft.com/office/word/2016/wordml/cid" xmlns:w16="http://schemas.microsoft.com/office/word/2018/wordml" xmlns:w16sdtdh="http://schemas.microsoft.com/office/word/2020/wordml/sdtdatahash" xmlns:w16se="http://schemas.microsoft.com/office/word/2015/wordml/symex">
-            <w:pict>
-              <v:rect w14:anchorId="1730332F" id="Прямоугольник 10" o:spid="_x0000_s1029" style="width:467.7pt;height:187.95pt;visibility:visible;mso-wrap-style:square;mso-left-percent:-10001;mso-top-percent:-10001;mso-position-horizontal:absolute;mso-position-horizontal-relative:char;mso-position-vertical:absolute;mso-position-vertical-relative:line;mso-left-percent:-10001;mso-top-percent:-10001;v-text-anchor:middle" o:gfxdata="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" filled="f" strokecolor="#243f60 [1604]" strokeweight="2pt">
-                <v:textbox>
-                  <w:txbxContent>
-                    <w:p>
-                      <w:pPr>
-                        <w:jc w:val="center"/>
-                      </w:pPr>
-                    </w:p>
-                  </w:txbxContent>
-                </v:textbox>
-                <w10:anchorlock/>
-              </v:rect>
-            </w:pict>
-          </mc:Fallback>
-        </mc:AlternateContent>
+        <w:drawing>
+          <wp:inline distT="0" distB="0" distL="0" distR="0" wp14:anchorId="725A5292" wp14:editId="656015FD">
+            <wp:extent cx="5939790" cy="4363720"/>
+            <wp:effectExtent l="0" t="0" r="3810" b="0"/>
+            <wp:docPr id="7" name="Рисунок 7"/>
+            <wp:cNvGraphicFramePr>
+              <a:graphicFrameLocks xmlns:a="http://schemas.openxmlformats.org/drawingml/2006/main" noChangeAspect="1"/>
+            </wp:cNvGraphicFramePr>
+            <a:graphic xmlns:a="http://schemas.openxmlformats.org/drawingml/2006/main">
+              <a:graphicData uri="http://schemas.openxmlformats.org/drawingml/2006/picture">
+                <pic:pic xmlns:pic="http://schemas.openxmlformats.org/drawingml/2006/picture">
+                  <pic:nvPicPr>
+                    <pic:cNvPr id="1" name=""/>
+                    <pic:cNvPicPr/>
+                  </pic:nvPicPr>
+                  <pic:blipFill>
+                    <a:blip r:embed="rId11"/>
+                    <a:stretch>
+                      <a:fillRect/>
+                    </a:stretch>
+                  </pic:blipFill>
+                  <pic:spPr>
+                    <a:xfrm>
+                      <a:off x="0" y="0"/>
+                      <a:ext cx="5939790" cy="4363720"/>
+                    </a:xfrm>
+                    <a:prstGeom prst="rect">
+                      <a:avLst/>
+                    </a:prstGeom>
+                  </pic:spPr>
+                </pic:pic>
+              </a:graphicData>
+            </a:graphic>
+          </wp:inline>
+        </w:drawing>
       </w:r>
       <w:r>
         <w:rPr>
@@ -2713,6 +2544,9 @@
               <w:spacing w:line="360" w:lineRule="auto"/>
               <w:jc w:val="center"/>
             </w:pPr>
+            <w:r>
+              <w:t>ПАО «Яковлев»</w:t>
+            </w:r>
           </w:p>
         </w:tc>
         <w:tc>
@@ -2724,6 +2558,9 @@
               <w:spacing w:line="360" w:lineRule="auto"/>
               <w:jc w:val="center"/>
             </w:pPr>
+            <w:r>
+              <w:t>3807002509</w:t>
+            </w:r>
           </w:p>
         </w:tc>
         <w:tc>
@@ -2735,6 +2572,9 @@
               <w:spacing w:line="360" w:lineRule="auto"/>
               <w:jc w:val="center"/>
             </w:pPr>
+            <w:r>
+              <w:t>а; б; в; г; д; е</w:t>
+            </w:r>
           </w:p>
         </w:tc>
         <w:tc>
@@ -2746,6 +2586,9 @@
               <w:spacing w:line="360" w:lineRule="auto"/>
               <w:jc w:val="center"/>
             </w:pPr>
+            <w:r>
+              <w:t>328-л от 30.08.2023</w:t>
+            </w:r>
           </w:p>
         </w:tc>
         <w:tc>
@@ -2757,6 +2600,9 @@
               <w:spacing w:line="360" w:lineRule="auto"/>
               <w:jc w:val="center"/>
             </w:pPr>
+            <w:r>
+              <w:t>Действующая</w:t>
+            </w:r>
           </w:p>
         </w:tc>
       </w:tr>
@@ -2774,6 +2620,7 @@
               <w:jc w:val="center"/>
             </w:pPr>
             <w:r>
+              <w:lastRenderedPageBreak/>
               <w:t>2</w:t>
             </w:r>
           </w:p>
@@ -2787,6 +2634,9 @@
               <w:spacing w:line="360" w:lineRule="auto"/>
               <w:jc w:val="center"/>
             </w:pPr>
+            <w:r>
+              <w:t xml:space="preserve"> АО «Лаборатория ППШ»</w:t>
+            </w:r>
           </w:p>
         </w:tc>
         <w:tc>
@@ -2798,6 +2648,9 @@
               <w:spacing w:line="360" w:lineRule="auto"/>
               <w:jc w:val="center"/>
             </w:pPr>
+            <w:r>
+              <w:t>7802076166</w:t>
+            </w:r>
           </w:p>
         </w:tc>
         <w:tc>
@@ -2809,6 +2662,9 @@
               <w:spacing w:line="360" w:lineRule="auto"/>
               <w:jc w:val="center"/>
             </w:pPr>
+            <w:r>
+              <w:t>а; б; в; г; д; е</w:t>
+            </w:r>
           </w:p>
         </w:tc>
         <w:tc>
@@ -2820,6 +2676,9 @@
               <w:spacing w:line="360" w:lineRule="auto"/>
               <w:jc w:val="center"/>
             </w:pPr>
+            <w:r>
+              <w:t>274-л от 26.05.2017</w:t>
+            </w:r>
           </w:p>
         </w:tc>
         <w:tc>
@@ -2831,6 +2690,9 @@
               <w:spacing w:line="360" w:lineRule="auto"/>
               <w:jc w:val="center"/>
             </w:pPr>
+            <w:r>
+              <w:t>Действующая</w:t>
+            </w:r>
           </w:p>
         </w:tc>
       </w:tr>
@@ -2861,6 +2723,9 @@
               <w:spacing w:line="360" w:lineRule="auto"/>
               <w:jc w:val="center"/>
             </w:pPr>
+            <w:r>
+              <w:t>ООО Группа компаний «Рубеж-92»</w:t>
+            </w:r>
           </w:p>
         </w:tc>
         <w:tc>
@@ -2872,6 +2737,9 @@
               <w:spacing w:line="360" w:lineRule="auto"/>
               <w:jc w:val="center"/>
             </w:pPr>
+            <w:r>
+              <w:t>7710026616</w:t>
+            </w:r>
           </w:p>
         </w:tc>
         <w:tc>
@@ -2883,6 +2751,9 @@
               <w:spacing w:line="360" w:lineRule="auto"/>
               <w:jc w:val="center"/>
             </w:pPr>
+            <w:r>
+              <w:t>а; б; в; г; д; е</w:t>
+            </w:r>
           </w:p>
         </w:tc>
         <w:tc>
@@ -2894,6 +2765,9 @@
               <w:spacing w:line="360" w:lineRule="auto"/>
               <w:jc w:val="center"/>
             </w:pPr>
+            <w:r>
+              <w:t>137-л от 18.07.2012</w:t>
+            </w:r>
           </w:p>
         </w:tc>
         <w:tc>
@@ -2905,6 +2779,9 @@
               <w:spacing w:line="360" w:lineRule="auto"/>
               <w:jc w:val="center"/>
             </w:pPr>
+            <w:r>
+              <w:t>Действующая</w:t>
+            </w:r>
           </w:p>
         </w:tc>
       </w:tr>
@@ -2935,6 +2812,17 @@
               <w:spacing w:line="360" w:lineRule="auto"/>
               <w:jc w:val="center"/>
             </w:pPr>
+            <w:r>
+              <w:t>АО «Концерн «</w:t>
+            </w:r>
+            <w:proofErr w:type="spellStart"/>
+            <w:r>
+              <w:t>Системпром</w:t>
+            </w:r>
+            <w:proofErr w:type="spellEnd"/>
+            <w:r>
+              <w:t>»</w:t>
+            </w:r>
           </w:p>
         </w:tc>
         <w:tc>
@@ -2946,6 +2834,9 @@
               <w:spacing w:line="360" w:lineRule="auto"/>
               <w:jc w:val="center"/>
             </w:pPr>
+            <w:r>
+              <w:t>7708753935</w:t>
+            </w:r>
           </w:p>
         </w:tc>
         <w:tc>
@@ -2957,6 +2848,9 @@
               <w:spacing w:line="360" w:lineRule="auto"/>
               <w:jc w:val="center"/>
             </w:pPr>
+            <w:r>
+              <w:t>а; б; г; д; е</w:t>
+            </w:r>
           </w:p>
         </w:tc>
         <w:tc>
@@ -2968,6 +2862,9 @@
               <w:spacing w:line="360" w:lineRule="auto"/>
               <w:jc w:val="center"/>
             </w:pPr>
+            <w:r>
+              <w:t>18-л от 24.01.2013</w:t>
+            </w:r>
           </w:p>
         </w:tc>
         <w:tc>
@@ -2979,6 +2876,9 @@
               <w:spacing w:line="360" w:lineRule="auto"/>
               <w:jc w:val="center"/>
             </w:pPr>
+            <w:r>
+              <w:t>Действующая</w:t>
+            </w:r>
           </w:p>
         </w:tc>
       </w:tr>
@@ -3009,6 +2909,9 @@
               <w:spacing w:line="360" w:lineRule="auto"/>
               <w:jc w:val="center"/>
             </w:pPr>
+            <w:r>
+              <w:t>ЗАО «ВИВОСС и ОИ»</w:t>
+            </w:r>
           </w:p>
         </w:tc>
         <w:tc>
@@ -3020,6 +2923,9 @@
               <w:spacing w:line="360" w:lineRule="auto"/>
               <w:jc w:val="center"/>
             </w:pPr>
+            <w:r>
+              <w:t>7708039209</w:t>
+            </w:r>
           </w:p>
         </w:tc>
         <w:tc>
@@ -3031,6 +2937,9 @@
               <w:spacing w:line="360" w:lineRule="auto"/>
               <w:jc w:val="center"/>
             </w:pPr>
+            <w:r>
+              <w:t>а; б; в; д; е</w:t>
+            </w:r>
           </w:p>
         </w:tc>
         <w:tc>
@@ -3042,6 +2951,9 @@
               <w:spacing w:line="360" w:lineRule="auto"/>
               <w:jc w:val="center"/>
             </w:pPr>
+            <w:r>
+              <w:t>113-л от 15.04.2013</w:t>
+            </w:r>
           </w:p>
         </w:tc>
         <w:tc>
@@ -3053,6 +2965,9 @@
               <w:spacing w:line="360" w:lineRule="auto"/>
               <w:jc w:val="center"/>
             </w:pPr>
+            <w:r>
+              <w:t>Действующая</w:t>
+            </w:r>
           </w:p>
         </w:tc>
       </w:tr>
@@ -3085,6 +3000,9 @@
               <w:spacing w:line="360" w:lineRule="auto"/>
               <w:jc w:val="center"/>
             </w:pPr>
+            <w:r>
+              <w:t>ООО «ЦБИ «МАСКОМ»</w:t>
+            </w:r>
           </w:p>
         </w:tc>
         <w:tc>
@@ -3096,6 +3014,9 @@
               <w:spacing w:line="360" w:lineRule="auto"/>
               <w:jc w:val="center"/>
             </w:pPr>
+            <w:r>
+              <w:t>7729098893</w:t>
+            </w:r>
           </w:p>
         </w:tc>
         <w:tc>
@@ -3107,6 +3028,9 @@
               <w:spacing w:line="360" w:lineRule="auto"/>
               <w:jc w:val="center"/>
             </w:pPr>
+            <w:r>
+              <w:t>а; б; г; д; е</w:t>
+            </w:r>
           </w:p>
         </w:tc>
         <w:tc>
@@ -3118,6 +3042,9 @@
               <w:spacing w:line="360" w:lineRule="auto"/>
               <w:jc w:val="center"/>
             </w:pPr>
+            <w:r>
+              <w:t>208-л от 01.06.2023</w:t>
+            </w:r>
           </w:p>
         </w:tc>
         <w:tc>
@@ -3129,6 +3056,9 @@
               <w:spacing w:line="360" w:lineRule="auto"/>
               <w:jc w:val="center"/>
             </w:pPr>
+            <w:r>
+              <w:t>Действующая</w:t>
+            </w:r>
           </w:p>
         </w:tc>
       </w:tr>
@@ -3159,6 +3089,9 @@
               <w:spacing w:line="360" w:lineRule="auto"/>
               <w:jc w:val="center"/>
             </w:pPr>
+            <w:r>
+              <w:t>АО «Оптима»</w:t>
+            </w:r>
           </w:p>
         </w:tc>
         <w:tc>
@@ -3170,6 +3103,9 @@
               <w:spacing w:line="360" w:lineRule="auto"/>
               <w:jc w:val="center"/>
             </w:pPr>
+            <w:r>
+              <w:t>7701137006</w:t>
+            </w:r>
           </w:p>
         </w:tc>
         <w:tc>
@@ -3181,6 +3117,9 @@
               <w:spacing w:line="360" w:lineRule="auto"/>
               <w:jc w:val="center"/>
             </w:pPr>
+            <w:r>
+              <w:t>а; б; в; г; д; е</w:t>
+            </w:r>
           </w:p>
         </w:tc>
         <w:tc>
@@ -3192,6 +3131,9 @@
               <w:spacing w:line="360" w:lineRule="auto"/>
               <w:jc w:val="center"/>
             </w:pPr>
+            <w:r>
+              <w:t>130-л от 12.04.2016</w:t>
+            </w:r>
           </w:p>
         </w:tc>
         <w:tc>
@@ -3203,6 +3145,9 @@
               <w:spacing w:line="360" w:lineRule="auto"/>
               <w:jc w:val="center"/>
             </w:pPr>
+            <w:r>
+              <w:t>Действующая</w:t>
+            </w:r>
           </w:p>
         </w:tc>
       </w:tr>
@@ -3233,6 +3178,9 @@
               <w:spacing w:line="360" w:lineRule="auto"/>
               <w:jc w:val="center"/>
             </w:pPr>
+            <w:r>
+              <w:t>АО «РНТ»</w:t>
+            </w:r>
           </w:p>
         </w:tc>
         <w:tc>
@@ -3244,6 +3192,9 @@
               <w:spacing w:line="360" w:lineRule="auto"/>
               <w:jc w:val="center"/>
             </w:pPr>
+            <w:r>
+              <w:t>7720010693</w:t>
+            </w:r>
           </w:p>
         </w:tc>
         <w:tc>
@@ -3255,6 +3206,9 @@
               <w:spacing w:line="360" w:lineRule="auto"/>
               <w:jc w:val="center"/>
             </w:pPr>
+            <w:r>
+              <w:t>а; б; в; г; д; е</w:t>
+            </w:r>
           </w:p>
         </w:tc>
         <w:tc>
@@ -3266,6 +3220,9 @@
               <w:spacing w:line="360" w:lineRule="auto"/>
               <w:jc w:val="center"/>
             </w:pPr>
+            <w:r>
+              <w:t>156-л от 09.08.2012</w:t>
+            </w:r>
           </w:p>
         </w:tc>
         <w:tc>
@@ -3277,6 +3234,9 @@
               <w:spacing w:line="360" w:lineRule="auto"/>
               <w:jc w:val="center"/>
             </w:pPr>
+            <w:r>
+              <w:t>Действующая</w:t>
+            </w:r>
           </w:p>
         </w:tc>
       </w:tr>
@@ -3307,6 +3267,9 @@
               <w:spacing w:line="360" w:lineRule="auto"/>
               <w:jc w:val="center"/>
             </w:pPr>
+            <w:r>
+              <w:t>АО «ЭЛВИС-ПЛЮС»</w:t>
+            </w:r>
           </w:p>
         </w:tc>
         <w:tc>
@@ -3318,6 +3281,9 @@
               <w:spacing w:line="360" w:lineRule="auto"/>
               <w:jc w:val="center"/>
             </w:pPr>
+            <w:r>
+              <w:t>7735003794</w:t>
+            </w:r>
           </w:p>
         </w:tc>
         <w:tc>
@@ -3329,6 +3295,9 @@
               <w:spacing w:line="360" w:lineRule="auto"/>
               <w:jc w:val="center"/>
             </w:pPr>
+            <w:r>
+              <w:t>а; б; в; г; д; е</w:t>
+            </w:r>
           </w:p>
         </w:tc>
         <w:tc>
@@ -3340,6 +3309,9 @@
               <w:spacing w:line="360" w:lineRule="auto"/>
               <w:jc w:val="center"/>
             </w:pPr>
+            <w:r>
+              <w:t>45-л от 25.02.2020</w:t>
+            </w:r>
           </w:p>
         </w:tc>
         <w:tc>
@@ -3351,6 +3323,9 @@
               <w:spacing w:line="360" w:lineRule="auto"/>
               <w:jc w:val="center"/>
             </w:pPr>
+            <w:r>
+              <w:t>Действующая</w:t>
+            </w:r>
           </w:p>
         </w:tc>
       </w:tr>
@@ -3381,6 +3356,9 @@
               <w:spacing w:line="360" w:lineRule="auto"/>
               <w:jc w:val="center"/>
             </w:pPr>
+            <w:r>
+              <w:t>ФГУП «НПП «Гамма»</w:t>
+            </w:r>
           </w:p>
         </w:tc>
         <w:tc>
@@ -3392,6 +3370,9 @@
               <w:spacing w:line="360" w:lineRule="auto"/>
               <w:jc w:val="center"/>
             </w:pPr>
+            <w:r>
+              <w:t>7728044373</w:t>
+            </w:r>
           </w:p>
         </w:tc>
         <w:tc>
@@ -3403,6 +3384,9 @@
               <w:spacing w:line="360" w:lineRule="auto"/>
               <w:jc w:val="center"/>
             </w:pPr>
+            <w:r>
+              <w:t>а; б; в; г; д; е</w:t>
+            </w:r>
           </w:p>
         </w:tc>
         <w:tc>
@@ -3414,6 +3398,9 @@
               <w:spacing w:line="360" w:lineRule="auto"/>
               <w:jc w:val="center"/>
             </w:pPr>
+            <w:r>
+              <w:t>492-л от 29.09.2017</w:t>
+            </w:r>
           </w:p>
         </w:tc>
         <w:tc>
@@ -3425,6 +3412,9 @@
               <w:spacing w:line="360" w:lineRule="auto"/>
               <w:jc w:val="center"/>
             </w:pPr>
+            <w:r>
+              <w:t>Действующая</w:t>
+            </w:r>
           </w:p>
         </w:tc>
       </w:tr>
@@ -3462,7 +3452,6 @@
           <w:sz w:val="28"/>
           <w:szCs w:val="28"/>
         </w:rPr>
-        <w:lastRenderedPageBreak/>
         <w:t>Выбрав «Реестр лицензий на деятельность по разработке и производству средств защиты конфиденциальной информации», найти информацию об организациях, осуществляющих деятельность по разработке и производству средств защиты конфиденциальной информации, и заполнить таблицу.</w:t>
       </w:r>
     </w:p>
@@ -3695,6 +3684,9 @@
               <w:spacing w:line="360" w:lineRule="auto"/>
               <w:jc w:val="center"/>
             </w:pPr>
+            <w:r>
+              <w:t>АО «Лаборатория ППШ»</w:t>
+            </w:r>
           </w:p>
         </w:tc>
         <w:tc>
@@ -3706,6 +3698,9 @@
               <w:spacing w:line="360" w:lineRule="auto"/>
               <w:jc w:val="center"/>
             </w:pPr>
+            <w:r>
+              <w:t>7802076166</w:t>
+            </w:r>
           </w:p>
         </w:tc>
         <w:tc>
@@ -3717,6 +3712,9 @@
               <w:spacing w:line="360" w:lineRule="auto"/>
               <w:jc w:val="center"/>
             </w:pPr>
+            <w:r>
+              <w:t>а; б</w:t>
+            </w:r>
           </w:p>
         </w:tc>
         <w:tc>
@@ -3728,6 +3726,9 @@
               <w:spacing w:line="360" w:lineRule="auto"/>
               <w:jc w:val="center"/>
             </w:pPr>
+            <w:r>
+              <w:t>274-л от 26.05.2017</w:t>
+            </w:r>
           </w:p>
         </w:tc>
         <w:tc>
@@ -3739,6 +3740,9 @@
               <w:spacing w:line="360" w:lineRule="auto"/>
               <w:jc w:val="center"/>
             </w:pPr>
+            <w:r>
+              <w:t>Действующая</w:t>
+            </w:r>
           </w:p>
         </w:tc>
       </w:tr>
@@ -3770,6 +3774,17 @@
               <w:spacing w:line="360" w:lineRule="auto"/>
               <w:jc w:val="center"/>
             </w:pPr>
+            <w:r>
+              <w:t>АО «Концерн «</w:t>
+            </w:r>
+            <w:proofErr w:type="spellStart"/>
+            <w:r>
+              <w:t>Системпром</w:t>
+            </w:r>
+            <w:proofErr w:type="spellEnd"/>
+            <w:r>
+              <w:t>»</w:t>
+            </w:r>
           </w:p>
         </w:tc>
         <w:tc>
@@ -3781,6 +3796,9 @@
               <w:spacing w:line="360" w:lineRule="auto"/>
               <w:jc w:val="center"/>
             </w:pPr>
+            <w:r>
+              <w:t>7708753935</w:t>
+            </w:r>
           </w:p>
         </w:tc>
         <w:tc>
@@ -3792,6 +3810,9 @@
               <w:spacing w:line="360" w:lineRule="auto"/>
               <w:jc w:val="center"/>
             </w:pPr>
+            <w:r>
+              <w:t>а; б</w:t>
+            </w:r>
           </w:p>
         </w:tc>
         <w:tc>
@@ -3803,6 +3824,9 @@
               <w:spacing w:line="360" w:lineRule="auto"/>
               <w:jc w:val="center"/>
             </w:pPr>
+            <w:r>
+              <w:t>18-л от 24.01.2013</w:t>
+            </w:r>
           </w:p>
         </w:tc>
         <w:tc>
@@ -3814,6 +3838,9 @@
               <w:spacing w:line="360" w:lineRule="auto"/>
               <w:jc w:val="center"/>
             </w:pPr>
+            <w:r>
+              <w:t>Действующая</w:t>
+            </w:r>
           </w:p>
         </w:tc>
       </w:tr>
@@ -3845,6 +3872,9 @@
               <w:spacing w:line="360" w:lineRule="auto"/>
               <w:jc w:val="center"/>
             </w:pPr>
+            <w:r>
+              <w:t>ЗАО «ВИВОСС и ОИ»</w:t>
+            </w:r>
           </w:p>
         </w:tc>
         <w:tc>
@@ -3856,6 +3886,9 @@
               <w:spacing w:line="360" w:lineRule="auto"/>
               <w:jc w:val="center"/>
             </w:pPr>
+            <w:r>
+              <w:t>7708039209</w:t>
+            </w:r>
           </w:p>
         </w:tc>
         <w:tc>
@@ -3867,6 +3900,9 @@
               <w:spacing w:line="360" w:lineRule="auto"/>
               <w:jc w:val="center"/>
             </w:pPr>
+            <w:r>
+              <w:t>а; б</w:t>
+            </w:r>
           </w:p>
         </w:tc>
         <w:tc>
@@ -3878,6 +3914,9 @@
               <w:spacing w:line="360" w:lineRule="auto"/>
               <w:jc w:val="center"/>
             </w:pPr>
+            <w:r>
+              <w:t>113-л от 15.04.2013</w:t>
+            </w:r>
           </w:p>
         </w:tc>
         <w:tc>
@@ -3889,6 +3928,9 @@
               <w:spacing w:line="360" w:lineRule="auto"/>
               <w:jc w:val="center"/>
             </w:pPr>
+            <w:r>
+              <w:t>Действующая</w:t>
+            </w:r>
           </w:p>
         </w:tc>
       </w:tr>
@@ -3920,6 +3962,9 @@
               <w:spacing w:line="360" w:lineRule="auto"/>
               <w:jc w:val="center"/>
             </w:pPr>
+            <w:r>
+              <w:t>ООО «ЦБИ «МАСКОМ»</w:t>
+            </w:r>
           </w:p>
         </w:tc>
         <w:tc>
@@ -3931,6 +3976,9 @@
               <w:spacing w:line="360" w:lineRule="auto"/>
               <w:jc w:val="center"/>
             </w:pPr>
+            <w:r>
+              <w:t>7729098893</w:t>
+            </w:r>
           </w:p>
         </w:tc>
         <w:tc>
@@ -3942,6 +3990,9 @@
               <w:spacing w:line="360" w:lineRule="auto"/>
               <w:jc w:val="center"/>
             </w:pPr>
+            <w:r>
+              <w:t>а; б</w:t>
+            </w:r>
           </w:p>
         </w:tc>
         <w:tc>
@@ -3953,6 +4004,9 @@
               <w:spacing w:line="360" w:lineRule="auto"/>
               <w:jc w:val="center"/>
             </w:pPr>
+            <w:r>
+              <w:t>208-л от 01.06.2023</w:t>
+            </w:r>
           </w:p>
         </w:tc>
         <w:tc>
@@ -3964,6 +4018,9 @@
               <w:spacing w:line="360" w:lineRule="auto"/>
               <w:jc w:val="center"/>
             </w:pPr>
+            <w:r>
+              <w:t>Действующая</w:t>
+            </w:r>
           </w:p>
         </w:tc>
       </w:tr>
@@ -3995,6 +4052,9 @@
               <w:spacing w:line="360" w:lineRule="auto"/>
               <w:jc w:val="center"/>
             </w:pPr>
+            <w:r>
+              <w:t>АО «Оптима»</w:t>
+            </w:r>
           </w:p>
         </w:tc>
         <w:tc>
@@ -4006,6 +4066,9 @@
               <w:spacing w:line="360" w:lineRule="auto"/>
               <w:jc w:val="center"/>
             </w:pPr>
+            <w:r>
+              <w:t>7701137006</w:t>
+            </w:r>
           </w:p>
         </w:tc>
         <w:tc>
@@ -4017,6 +4080,9 @@
               <w:spacing w:line="360" w:lineRule="auto"/>
               <w:jc w:val="center"/>
             </w:pPr>
+            <w:r>
+              <w:t>а; б</w:t>
+            </w:r>
           </w:p>
         </w:tc>
         <w:tc>
@@ -4028,6 +4094,9 @@
               <w:spacing w:line="360" w:lineRule="auto"/>
               <w:jc w:val="center"/>
             </w:pPr>
+            <w:r>
+              <w:t>130-л от 12.04.2016</w:t>
+            </w:r>
           </w:p>
         </w:tc>
         <w:tc>
@@ -4039,6 +4108,9 @@
               <w:spacing w:line="360" w:lineRule="auto"/>
               <w:jc w:val="center"/>
             </w:pPr>
+            <w:r>
+              <w:t>Действующая</w:t>
+            </w:r>
           </w:p>
         </w:tc>
       </w:tr>
@@ -4057,6 +4129,7 @@
               <w:jc w:val="center"/>
             </w:pPr>
             <w:r>
+              <w:lastRenderedPageBreak/>
               <w:t>6</w:t>
             </w:r>
           </w:p>
@@ -4070,6 +4143,9 @@
               <w:spacing w:line="360" w:lineRule="auto"/>
               <w:jc w:val="center"/>
             </w:pPr>
+            <w:r>
+              <w:t>АО «РНТ»</w:t>
+            </w:r>
           </w:p>
         </w:tc>
         <w:tc>
@@ -4081,6 +4157,9 @@
               <w:spacing w:line="360" w:lineRule="auto"/>
               <w:jc w:val="center"/>
             </w:pPr>
+            <w:r>
+              <w:t>7720010693</w:t>
+            </w:r>
           </w:p>
         </w:tc>
         <w:tc>
@@ -4092,6 +4171,9 @@
               <w:spacing w:line="360" w:lineRule="auto"/>
               <w:jc w:val="center"/>
             </w:pPr>
+            <w:r>
+              <w:t>а; б</w:t>
+            </w:r>
           </w:p>
         </w:tc>
         <w:tc>
@@ -4103,6 +4185,9 @@
               <w:spacing w:line="360" w:lineRule="auto"/>
               <w:jc w:val="center"/>
             </w:pPr>
+            <w:r>
+              <w:t>156-л от 09.08.2012</w:t>
+            </w:r>
           </w:p>
         </w:tc>
         <w:tc>
@@ -4114,6 +4199,9 @@
               <w:spacing w:line="360" w:lineRule="auto"/>
               <w:jc w:val="center"/>
             </w:pPr>
+            <w:r>
+              <w:t>Действующая</w:t>
+            </w:r>
           </w:p>
         </w:tc>
       </w:tr>
@@ -4145,6 +4233,9 @@
               <w:spacing w:line="360" w:lineRule="auto"/>
               <w:jc w:val="center"/>
             </w:pPr>
+            <w:r>
+              <w:t>ФГУП «НПП «Гамма»</w:t>
+            </w:r>
           </w:p>
         </w:tc>
         <w:tc>
@@ -4156,6 +4247,9 @@
               <w:spacing w:line="360" w:lineRule="auto"/>
               <w:jc w:val="center"/>
             </w:pPr>
+            <w:r>
+              <w:t>7728044373</w:t>
+            </w:r>
           </w:p>
         </w:tc>
         <w:tc>
@@ -4167,6 +4261,9 @@
               <w:spacing w:line="360" w:lineRule="auto"/>
               <w:jc w:val="center"/>
             </w:pPr>
+            <w:r>
+              <w:t>а; б</w:t>
+            </w:r>
           </w:p>
         </w:tc>
         <w:tc>
@@ -4178,6 +4275,9 @@
               <w:spacing w:line="360" w:lineRule="auto"/>
               <w:jc w:val="center"/>
             </w:pPr>
+            <w:r>
+              <w:t>262-л от 12.09.2013</w:t>
+            </w:r>
           </w:p>
         </w:tc>
         <w:tc>
@@ -4189,6 +4289,9 @@
               <w:spacing w:line="360" w:lineRule="auto"/>
               <w:jc w:val="center"/>
             </w:pPr>
+            <w:r>
+              <w:t>Действующая</w:t>
+            </w:r>
           </w:p>
         </w:tc>
       </w:tr>
@@ -4220,6 +4323,9 @@
               <w:spacing w:line="360" w:lineRule="auto"/>
               <w:jc w:val="center"/>
             </w:pPr>
+            <w:r>
+              <w:t>ООО «Конфидент»</w:t>
+            </w:r>
           </w:p>
         </w:tc>
         <w:tc>
@@ -4231,6 +4337,9 @@
               <w:spacing w:line="360" w:lineRule="auto"/>
               <w:jc w:val="center"/>
             </w:pPr>
+            <w:r>
+              <w:t>7811072513</w:t>
+            </w:r>
           </w:p>
         </w:tc>
         <w:tc>
@@ -4242,6 +4351,9 @@
               <w:spacing w:line="360" w:lineRule="auto"/>
               <w:jc w:val="center"/>
             </w:pPr>
+            <w:r>
+              <w:t>а; б</w:t>
+            </w:r>
           </w:p>
         </w:tc>
         <w:tc>
@@ -4253,6 +4365,9 @@
               <w:spacing w:line="360" w:lineRule="auto"/>
               <w:jc w:val="center"/>
             </w:pPr>
+            <w:r>
+              <w:t>242-л от 09.11.2012</w:t>
+            </w:r>
           </w:p>
         </w:tc>
         <w:tc>
@@ -4264,6 +4379,9 @@
               <w:spacing w:line="360" w:lineRule="auto"/>
               <w:jc w:val="center"/>
             </w:pPr>
+            <w:r>
+              <w:t>Действующая</w:t>
+            </w:r>
           </w:p>
         </w:tc>
       </w:tr>
@@ -4295,6 +4413,9 @@
               <w:spacing w:line="360" w:lineRule="auto"/>
               <w:jc w:val="center"/>
             </w:pPr>
+            <w:r>
+              <w:t>СПб ГКУ «СПб ИАЦ»</w:t>
+            </w:r>
           </w:p>
         </w:tc>
         <w:tc>
@@ -4306,6 +4427,9 @@
               <w:spacing w:line="360" w:lineRule="auto"/>
               <w:jc w:val="center"/>
             </w:pPr>
+            <w:r>
+              <w:t>7842226932</w:t>
+            </w:r>
           </w:p>
         </w:tc>
         <w:tc>
@@ -4317,6 +4441,9 @@
               <w:spacing w:line="360" w:lineRule="auto"/>
               <w:jc w:val="center"/>
             </w:pPr>
+            <w:r>
+              <w:t>а; б</w:t>
+            </w:r>
           </w:p>
         </w:tc>
         <w:tc>
@@ -4328,6 +4455,9 @@
               <w:spacing w:line="360" w:lineRule="auto"/>
               <w:jc w:val="center"/>
             </w:pPr>
+            <w:r>
+              <w:t>52-л от 05.02.2025</w:t>
+            </w:r>
           </w:p>
         </w:tc>
         <w:tc>
@@ -4339,6 +4469,9 @@
               <w:spacing w:line="360" w:lineRule="auto"/>
               <w:jc w:val="center"/>
             </w:pPr>
+            <w:r>
+              <w:t>Действующая</w:t>
+            </w:r>
           </w:p>
         </w:tc>
       </w:tr>
@@ -4370,6 +4503,9 @@
               <w:spacing w:line="360" w:lineRule="auto"/>
               <w:jc w:val="center"/>
             </w:pPr>
+            <w:r>
+              <w:t>АО «Лаборатория Касперского»</w:t>
+            </w:r>
           </w:p>
         </w:tc>
         <w:tc>
@@ -4381,6 +4517,9 @@
               <w:spacing w:line="360" w:lineRule="auto"/>
               <w:jc w:val="center"/>
             </w:pPr>
+            <w:r>
+              <w:t>7713140469</w:t>
+            </w:r>
           </w:p>
         </w:tc>
         <w:tc>
@@ -4392,6 +4531,9 @@
               <w:spacing w:line="360" w:lineRule="auto"/>
               <w:jc w:val="center"/>
             </w:pPr>
+            <w:r>
+              <w:t>а4; а5; а6; б4; б5; б6</w:t>
+            </w:r>
           </w:p>
         </w:tc>
         <w:tc>
@@ -4403,6 +4545,9 @@
               <w:spacing w:line="360" w:lineRule="auto"/>
               <w:jc w:val="center"/>
             </w:pPr>
+            <w:r>
+              <w:t>460-л от 08.10.2014</w:t>
+            </w:r>
           </w:p>
         </w:tc>
         <w:tc>
@@ -4414,6 +4559,9 @@
               <w:spacing w:line="360" w:lineRule="auto"/>
               <w:jc w:val="center"/>
             </w:pPr>
+            <w:r>
+              <w:t>Действующая</w:t>
+            </w:r>
           </w:p>
         </w:tc>
       </w:tr>
@@ -4504,10 +4652,9 @@
           <w:sz w:val="28"/>
           <w:szCs w:val="28"/>
         </w:rPr>
-        <w:lastRenderedPageBreak/>
         <w:t xml:space="preserve">Таблица 3 – Описание </w:t>
       </w:r>
-      <w:bookmarkStart w:id="7" w:name="_Hlk107311142"/>
+      <w:bookmarkStart w:id="6" w:name="_Hlk107311142"/>
       <w:r>
         <w:rPr>
           <w:rFonts w:ascii="Times New Roman" w:hAnsi="Times New Roman" w:cs="Times New Roman"/>
@@ -4518,7 +4665,7 @@
         </w:rPr>
         <w:t>организаций, имеющих программное обеспечение, внесенное реестр программного обеспечения</w:t>
       </w:r>
-      <w:bookmarkEnd w:id="7"/>
+      <w:bookmarkEnd w:id="6"/>
     </w:p>
     <w:tbl>
       <w:tblPr>
@@ -4528,12 +4675,12 @@
         <w:tblLook w:val="04A0" w:firstRow="1" w:lastRow="0" w:firstColumn="1" w:lastColumn="0" w:noHBand="0" w:noVBand="1"/>
       </w:tblPr>
       <w:tblGrid>
-        <w:gridCol w:w="704"/>
-        <w:gridCol w:w="2268"/>
-        <w:gridCol w:w="1559"/>
-        <w:gridCol w:w="1701"/>
-        <w:gridCol w:w="2031"/>
-        <w:gridCol w:w="1513"/>
+        <w:gridCol w:w="697"/>
+        <w:gridCol w:w="2250"/>
+        <w:gridCol w:w="1555"/>
+        <w:gridCol w:w="1747"/>
+        <w:gridCol w:w="2015"/>
+        <w:gridCol w:w="1512"/>
       </w:tblGrid>
       <w:tr>
         <w:trPr>
@@ -4704,6 +4851,17 @@
               <w:spacing w:line="360" w:lineRule="auto"/>
               <w:jc w:val="center"/>
             </w:pPr>
+            <w:r>
+              <w:t>ООО "</w:t>
+            </w:r>
+            <w:proofErr w:type="spellStart"/>
+            <w:r>
+              <w:t>Финкор</w:t>
+            </w:r>
+            <w:proofErr w:type="spellEnd"/>
+            <w:r>
+              <w:t>"</w:t>
+            </w:r>
           </w:p>
         </w:tc>
         <w:tc>
@@ -4715,6 +4873,9 @@
               <w:spacing w:line="360" w:lineRule="auto"/>
               <w:jc w:val="center"/>
             </w:pPr>
+            <w:r>
+              <w:t>1831162490</w:t>
+            </w:r>
           </w:p>
         </w:tc>
         <w:tc>
@@ -4726,6 +4887,9 @@
               <w:spacing w:line="360" w:lineRule="auto"/>
               <w:jc w:val="center"/>
             </w:pPr>
+            <w:r>
+              <w:t>Программное обеспечение для автоматизации аэрофотосъемки</w:t>
+            </w:r>
           </w:p>
         </w:tc>
         <w:tc>
@@ -4737,6 +4901,9 @@
               <w:spacing w:line="360" w:lineRule="auto"/>
               <w:jc w:val="center"/>
             </w:pPr>
+            <w:r>
+              <w:t>05.12.2024</w:t>
+            </w:r>
           </w:p>
         </w:tc>
         <w:tc>
@@ -4748,6 +4915,9 @@
               <w:spacing w:line="360" w:lineRule="auto"/>
               <w:jc w:val="center"/>
             </w:pPr>
+            <w:r>
+              <w:t>Нет (ПП №325 от 23.03.2017)</w:t>
+            </w:r>
           </w:p>
         </w:tc>
       </w:tr>
@@ -4779,6 +4949,9 @@
               <w:spacing w:line="360" w:lineRule="auto"/>
               <w:jc w:val="center"/>
             </w:pPr>
+            <w:r>
+              <w:t>АО «Топ Системы»</w:t>
+            </w:r>
           </w:p>
         </w:tc>
         <w:tc>
@@ -4790,6 +4963,9 @@
               <w:spacing w:line="360" w:lineRule="auto"/>
               <w:jc w:val="center"/>
             </w:pPr>
+            <w:r>
+              <w:t>7726601967</w:t>
+            </w:r>
           </w:p>
         </w:tc>
         <w:tc>
@@ -4801,6 +4977,9 @@
               <w:spacing w:line="360" w:lineRule="auto"/>
               <w:jc w:val="center"/>
             </w:pPr>
+            <w:r>
+              <w:t>T-FLEX Детали машин</w:t>
+            </w:r>
           </w:p>
         </w:tc>
         <w:tc>
@@ -4812,6 +4991,9 @@
               <w:spacing w:line="360" w:lineRule="auto"/>
               <w:jc w:val="center"/>
             </w:pPr>
+            <w:r>
+              <w:t>04.05.2023</w:t>
+            </w:r>
           </w:p>
         </w:tc>
         <w:tc>
@@ -4823,6 +5005,9 @@
               <w:spacing w:line="360" w:lineRule="auto"/>
               <w:jc w:val="center"/>
             </w:pPr>
+            <w:r>
+              <w:t>Нет (ПП №325 от 23.03.2017)</w:t>
+            </w:r>
           </w:p>
         </w:tc>
       </w:tr>
@@ -4854,6 +5039,9 @@
               <w:spacing w:line="360" w:lineRule="auto"/>
               <w:jc w:val="center"/>
             </w:pPr>
+            <w:r>
+              <w:t>ООО "САТУРН ИНДАСТРИС"</w:t>
+            </w:r>
           </w:p>
         </w:tc>
         <w:tc>
@@ -4865,6 +5053,9 @@
               <w:spacing w:line="360" w:lineRule="auto"/>
               <w:jc w:val="center"/>
             </w:pPr>
+            <w:r>
+              <w:t>7842213002</w:t>
+            </w:r>
           </w:p>
         </w:tc>
         <w:tc>
@@ -4876,6 +5067,9 @@
               <w:spacing w:line="360" w:lineRule="auto"/>
               <w:jc w:val="center"/>
             </w:pPr>
+            <w:r>
+              <w:t>Астра КИП</w:t>
+            </w:r>
           </w:p>
         </w:tc>
         <w:tc>
@@ -4887,6 +5081,9 @@
               <w:spacing w:line="360" w:lineRule="auto"/>
               <w:jc w:val="center"/>
             </w:pPr>
+            <w:r>
+              <w:t>01.08.2024</w:t>
+            </w:r>
           </w:p>
         </w:tc>
         <w:tc>
@@ -4898,6 +5095,9 @@
               <w:spacing w:line="360" w:lineRule="auto"/>
               <w:jc w:val="center"/>
             </w:pPr>
+            <w:r>
+              <w:t>Нет (ПП №325 от 23.03.2017)</w:t>
+            </w:r>
           </w:p>
         </w:tc>
       </w:tr>
@@ -4929,6 +5129,17 @@
               <w:spacing w:line="360" w:lineRule="auto"/>
               <w:jc w:val="center"/>
             </w:pPr>
+            <w:r>
+              <w:t>ООО «</w:t>
+            </w:r>
+            <w:proofErr w:type="spellStart"/>
+            <w:r>
+              <w:t>МедГуру</w:t>
+            </w:r>
+            <w:proofErr w:type="spellEnd"/>
+            <w:r>
+              <w:t>»</w:t>
+            </w:r>
           </w:p>
         </w:tc>
         <w:tc>
@@ -4940,6 +5151,9 @@
               <w:spacing w:line="360" w:lineRule="auto"/>
               <w:jc w:val="center"/>
             </w:pPr>
+            <w:r>
+              <w:t>7716860313</w:t>
+            </w:r>
           </w:p>
         </w:tc>
         <w:tc>
@@ -4951,6 +5165,17 @@
               <w:spacing w:line="360" w:lineRule="auto"/>
               <w:jc w:val="center"/>
             </w:pPr>
+            <w:r>
+              <w:t xml:space="preserve">Образовательная медицинская платформа </w:t>
+            </w:r>
+            <w:proofErr w:type="spellStart"/>
+            <w:r>
+              <w:t>Medtouch</w:t>
+            </w:r>
+            <w:proofErr w:type="spellEnd"/>
+            <w:r>
+              <w:t xml:space="preserve"> 2.0</w:t>
+            </w:r>
           </w:p>
         </w:tc>
         <w:tc>
@@ -4962,6 +5187,9 @@
               <w:spacing w:line="360" w:lineRule="auto"/>
               <w:jc w:val="center"/>
             </w:pPr>
+            <w:r>
+              <w:t>22.07.2024</w:t>
+            </w:r>
           </w:p>
         </w:tc>
         <w:tc>
@@ -4973,6 +5201,9 @@
               <w:spacing w:line="360" w:lineRule="auto"/>
               <w:jc w:val="center"/>
             </w:pPr>
+            <w:r>
+              <w:t>Нет (ПП №325 от 23.03.2017)</w:t>
+            </w:r>
           </w:p>
         </w:tc>
       </w:tr>
@@ -5004,6 +5235,9 @@
               <w:spacing w:line="360" w:lineRule="auto"/>
               <w:jc w:val="center"/>
             </w:pPr>
+            <w:r>
+              <w:t>ООО "СДЭК ДИДЖИТАЛ"</w:t>
+            </w:r>
           </w:p>
         </w:tc>
         <w:tc>
@@ -5015,6 +5249,9 @@
               <w:spacing w:line="360" w:lineRule="auto"/>
               <w:jc w:val="center"/>
             </w:pPr>
+            <w:r>
+              <w:t>5257197365</w:t>
+            </w:r>
           </w:p>
         </w:tc>
         <w:tc>
@@ -5026,6 +5263,9 @@
               <w:spacing w:line="360" w:lineRule="auto"/>
               <w:jc w:val="center"/>
             </w:pPr>
+            <w:r>
+              <w:t>3PL и интеграции с партнерами</w:t>
+            </w:r>
           </w:p>
         </w:tc>
         <w:tc>
@@ -5037,6 +5277,9 @@
               <w:spacing w:line="360" w:lineRule="auto"/>
               <w:jc w:val="center"/>
             </w:pPr>
+            <w:r>
+              <w:t>17.07.2024</w:t>
+            </w:r>
           </w:p>
         </w:tc>
         <w:tc>
@@ -5048,6 +5291,9 @@
               <w:spacing w:line="360" w:lineRule="auto"/>
               <w:jc w:val="center"/>
             </w:pPr>
+            <w:r>
+              <w:t>Нет (ПП №325 от 23.03.2017)</w:t>
+            </w:r>
           </w:p>
         </w:tc>
       </w:tr>
@@ -5079,6 +5325,9 @@
               <w:spacing w:line="360" w:lineRule="auto"/>
               <w:jc w:val="center"/>
             </w:pPr>
+            <w:r>
+              <w:t>ООО "АСК"</w:t>
+            </w:r>
           </w:p>
         </w:tc>
         <w:tc>
@@ -5090,6 +5339,9 @@
               <w:spacing w:line="360" w:lineRule="auto"/>
               <w:jc w:val="center"/>
             </w:pPr>
+            <w:r>
+              <w:t>9705113585</w:t>
+            </w:r>
           </w:p>
         </w:tc>
         <w:tc>
@@ -5101,6 +5353,13 @@
               <w:spacing w:line="360" w:lineRule="auto"/>
               <w:jc w:val="center"/>
             </w:pPr>
+            <w:r>
+              <w:t xml:space="preserve">АСТРА интеллектуальная система мониторинга оборудования» ("ASTRA Smart </w:t>
+            </w:r>
+            <w:r>
+              <w:lastRenderedPageBreak/>
+              <w:t>Monitoring System" (SMS))</w:t>
+            </w:r>
           </w:p>
         </w:tc>
         <w:tc>
@@ -5112,6 +5371,10 @@
               <w:spacing w:line="360" w:lineRule="auto"/>
               <w:jc w:val="center"/>
             </w:pPr>
+            <w:r>
+              <w:lastRenderedPageBreak/>
+              <w:t>24.01.2023</w:t>
+            </w:r>
           </w:p>
         </w:tc>
         <w:tc>
@@ -5123,6 +5386,9 @@
               <w:spacing w:line="360" w:lineRule="auto"/>
               <w:jc w:val="center"/>
             </w:pPr>
+            <w:r>
+              <w:t>Нет (ПП №325 от 23.03.2017)</w:t>
+            </w:r>
           </w:p>
         </w:tc>
       </w:tr>
@@ -5154,6 +5420,9 @@
               <w:spacing w:line="360" w:lineRule="auto"/>
               <w:jc w:val="center"/>
             </w:pPr>
+            <w:r>
+              <w:t>ООО "ГРИН ГРУП"</w:t>
+            </w:r>
           </w:p>
         </w:tc>
         <w:tc>
@@ -5165,6 +5434,9 @@
               <w:spacing w:line="360" w:lineRule="auto"/>
               <w:jc w:val="center"/>
             </w:pPr>
+            <w:r>
+              <w:t>7735573530</w:t>
+            </w:r>
           </w:p>
         </w:tc>
         <w:tc>
@@ -5176,6 +5448,9 @@
               <w:spacing w:line="360" w:lineRule="auto"/>
               <w:jc w:val="center"/>
             </w:pPr>
+            <w:r>
+              <w:t>GREENSMS</w:t>
+            </w:r>
           </w:p>
         </w:tc>
         <w:tc>
@@ -5187,6 +5462,9 @@
               <w:spacing w:line="360" w:lineRule="auto"/>
               <w:jc w:val="center"/>
             </w:pPr>
+            <w:r>
+              <w:t>02.11.2024</w:t>
+            </w:r>
           </w:p>
         </w:tc>
         <w:tc>
@@ -5198,6 +5476,9 @@
               <w:spacing w:line="360" w:lineRule="auto"/>
               <w:jc w:val="center"/>
             </w:pPr>
+            <w:r>
+              <w:t>Нет (ПП №325 от 23.03.2017)</w:t>
+            </w:r>
           </w:p>
         </w:tc>
       </w:tr>
@@ -5229,6 +5510,17 @@
               <w:spacing w:line="360" w:lineRule="auto"/>
               <w:jc w:val="center"/>
             </w:pPr>
+            <w:r>
+              <w:t>ООО "</w:t>
+            </w:r>
+            <w:proofErr w:type="spellStart"/>
+            <w:r>
+              <w:t>ПиксКрафт</w:t>
+            </w:r>
+            <w:proofErr w:type="spellEnd"/>
+            <w:r>
+              <w:t>"</w:t>
+            </w:r>
           </w:p>
         </w:tc>
         <w:tc>
@@ -5240,6 +5532,9 @@
               <w:spacing w:line="360" w:lineRule="auto"/>
               <w:jc w:val="center"/>
             </w:pPr>
+            <w:r>
+              <w:t>6200006628</w:t>
+            </w:r>
           </w:p>
         </w:tc>
         <w:tc>
@@ -5251,6 +5546,27 @@
               <w:spacing w:line="360" w:lineRule="auto"/>
               <w:jc w:val="center"/>
             </w:pPr>
+            <w:proofErr w:type="spellStart"/>
+            <w:r>
+              <w:t>PixCraft</w:t>
+            </w:r>
+            <w:proofErr w:type="spellEnd"/>
+            <w:r>
+              <w:t xml:space="preserve"> </w:t>
+            </w:r>
+            <w:proofErr w:type="spellStart"/>
+            <w:r>
+              <w:t>Email</w:t>
+            </w:r>
+            <w:proofErr w:type="spellEnd"/>
+            <w:r>
+              <w:t xml:space="preserve"> </w:t>
+            </w:r>
+            <w:proofErr w:type="spellStart"/>
+            <w:r>
+              <w:t>Builder</w:t>
+            </w:r>
+            <w:proofErr w:type="spellEnd"/>
           </w:p>
         </w:tc>
         <w:tc>
@@ -5262,6 +5578,9 @@
               <w:spacing w:line="360" w:lineRule="auto"/>
               <w:jc w:val="center"/>
             </w:pPr>
+            <w:r>
+              <w:t>17.09.2024</w:t>
+            </w:r>
           </w:p>
         </w:tc>
         <w:tc>
@@ -5273,6 +5592,9 @@
               <w:spacing w:line="360" w:lineRule="auto"/>
               <w:jc w:val="center"/>
             </w:pPr>
+            <w:r>
+              <w:t>Нет (ПП №325 от 23.03.2017)</w:t>
+            </w:r>
           </w:p>
         </w:tc>
       </w:tr>
@@ -5304,6 +5626,9 @@
               <w:spacing w:line="360" w:lineRule="auto"/>
               <w:jc w:val="center"/>
             </w:pPr>
+            <w:r>
+              <w:t>ООО "Научные развлечения"</w:t>
+            </w:r>
           </w:p>
         </w:tc>
         <w:tc>
@@ -5315,6 +5640,9 @@
               <w:spacing w:line="360" w:lineRule="auto"/>
               <w:jc w:val="center"/>
             </w:pPr>
+            <w:r>
+              <w:t>7724614449</w:t>
+            </w:r>
           </w:p>
         </w:tc>
         <w:tc>
@@ -5326,6 +5654,9 @@
               <w:spacing w:line="360" w:lineRule="auto"/>
               <w:jc w:val="center"/>
             </w:pPr>
+            <w:r>
+              <w:t>Школа профессора Дроздова</w:t>
+            </w:r>
           </w:p>
         </w:tc>
         <w:tc>
@@ -5337,6 +5668,9 @@
               <w:spacing w:line="360" w:lineRule="auto"/>
               <w:jc w:val="center"/>
             </w:pPr>
+            <w:r>
+              <w:t>14.03.2022</w:t>
+            </w:r>
           </w:p>
         </w:tc>
         <w:tc>
@@ -5348,6 +5682,9 @@
               <w:spacing w:line="360" w:lineRule="auto"/>
               <w:jc w:val="center"/>
             </w:pPr>
+            <w:r>
+              <w:t>Нет (ПП №325 от 23.03.2017)</w:t>
+            </w:r>
           </w:p>
         </w:tc>
       </w:tr>
@@ -5379,6 +5716,17 @@
               <w:spacing w:line="360" w:lineRule="auto"/>
               <w:jc w:val="center"/>
             </w:pPr>
+            <w:r>
+              <w:t>ООО "</w:t>
+            </w:r>
+            <w:proofErr w:type="spellStart"/>
+            <w:r>
+              <w:t>Финкор</w:t>
+            </w:r>
+            <w:proofErr w:type="spellEnd"/>
+            <w:r>
+              <w:t>"</w:t>
+            </w:r>
           </w:p>
         </w:tc>
         <w:tc>
@@ -5390,6 +5738,9 @@
               <w:spacing w:line="360" w:lineRule="auto"/>
               <w:jc w:val="center"/>
             </w:pPr>
+            <w:r>
+              <w:t>1831162490</w:t>
+            </w:r>
           </w:p>
         </w:tc>
         <w:tc>
@@ -5401,6 +5752,17 @@
               <w:spacing w:line="360" w:lineRule="auto"/>
               <w:jc w:val="center"/>
             </w:pPr>
+            <w:r>
+              <w:t xml:space="preserve">Программное обеспечение управления питанием пульта НСУ БВС </w:t>
+            </w:r>
+            <w:proofErr w:type="spellStart"/>
+            <w:r>
+              <w:t>мультироторного</w:t>
+            </w:r>
+            <w:proofErr w:type="spellEnd"/>
+            <w:r>
+              <w:t xml:space="preserve"> типа</w:t>
+            </w:r>
           </w:p>
         </w:tc>
         <w:tc>
@@ -5412,6 +5774,9 @@
               <w:spacing w:line="360" w:lineRule="auto"/>
               <w:jc w:val="center"/>
             </w:pPr>
+            <w:r>
+              <w:t>03.12.2024</w:t>
+            </w:r>
           </w:p>
         </w:tc>
         <w:tc>
@@ -5423,6 +5788,9 @@
               <w:spacing w:line="360" w:lineRule="auto"/>
               <w:jc w:val="center"/>
             </w:pPr>
+            <w:r>
+              <w:t>Нет (ПП №325 от 23.03.2017)</w:t>
+            </w:r>
           </w:p>
         </w:tc>
       </w:tr>
@@ -5539,12 +5907,12 @@
         <w:tblLook w:val="04A0" w:firstRow="1" w:lastRow="0" w:firstColumn="1" w:lastColumn="0" w:noHBand="0" w:noVBand="1"/>
       </w:tblPr>
       <w:tblGrid>
-        <w:gridCol w:w="704"/>
-        <w:gridCol w:w="2268"/>
-        <w:gridCol w:w="1559"/>
-        <w:gridCol w:w="1701"/>
-        <w:gridCol w:w="2031"/>
-        <w:gridCol w:w="1513"/>
+        <w:gridCol w:w="571"/>
+        <w:gridCol w:w="2065"/>
+        <w:gridCol w:w="1474"/>
+        <w:gridCol w:w="2294"/>
+        <w:gridCol w:w="2062"/>
+        <w:gridCol w:w="1310"/>
       </w:tblGrid>
       <w:tr>
         <w:trPr>
@@ -5729,6 +6097,9 @@
               <w:spacing w:line="360" w:lineRule="auto"/>
               <w:jc w:val="center"/>
             </w:pPr>
+            <w:r>
+              <w:t>7701191148</w:t>
+            </w:r>
           </w:p>
         </w:tc>
         <w:tc>
@@ -5740,6 +6111,29 @@
               <w:spacing w:line="360" w:lineRule="auto"/>
               <w:jc w:val="center"/>
             </w:pPr>
+            <w:r>
+              <w:t>Разработка и производство средств защиты конфиденциальной информации</w:t>
+            </w:r>
+            <w:r>
+              <w:t xml:space="preserve">, </w:t>
+            </w:r>
+            <w:r>
+              <w:t xml:space="preserve">Деятельность по выявлению электронных устройств, предназначенных для негласного получения информации (за исключением случая, если указанная деятельность осуществляется для </w:t>
+            </w:r>
+            <w:r>
+              <w:lastRenderedPageBreak/>
+              <w:t>обеспечения собственных нужд юридического лица или индивидуального предпринимателя)</w:t>
+            </w:r>
+            <w:r>
+              <w:t xml:space="preserve">, </w:t>
+            </w:r>
+            <w:r>
+              <w:t xml:space="preserve">Разработка, производство, распространение шифровальных (криптографических) средств, информационных систем и телекоммуникационных систем, защищенных с использованием шифровальных (криптографических) средств, выполнение работ, оказание услуг в области шифрования информации, техническое обслуживание шифровальных (криптографических) средств, информационных систем и телекоммуникационных систем, защищенных с использованием шифровальных (криптографических) средств (за исключением случая, если техническое обслуживание шифровальных (криптографических) средств, </w:t>
+            </w:r>
+            <w:r>
+              <w:lastRenderedPageBreak/>
+              <w:t>информационных систем и телекоммуникационных систем, защищенных с использованием шифровальных (криптографических) средств, осуществляется для обеспечения собственных нужд юридического лица или индивидуального предпринимателя)</w:t>
+            </w:r>
           </w:p>
         </w:tc>
         <w:tc>
@@ -5751,6 +6145,10 @@
               <w:spacing w:line="360" w:lineRule="auto"/>
               <w:jc w:val="center"/>
             </w:pPr>
+            <w:r>
+              <w:lastRenderedPageBreak/>
+              <w:t>Защита автоматизированного рабочего места в лечебных учреждениях</w:t>
+            </w:r>
           </w:p>
         </w:tc>
         <w:tc>
@@ -5762,6 +6160,9 @@
               <w:spacing w:line="360" w:lineRule="auto"/>
               <w:jc w:val="center"/>
             </w:pPr>
+            <w:r>
+              <w:t>1</w:t>
+            </w:r>
           </w:p>
         </w:tc>
       </w:tr>
@@ -5780,6 +6181,7 @@
               <w:jc w:val="center"/>
             </w:pPr>
             <w:r>
+              <w:lastRenderedPageBreak/>
               <w:t>2</w:t>
             </w:r>
           </w:p>
@@ -5794,8 +6196,13 @@
               <w:jc w:val="center"/>
             </w:pPr>
             <w:r>
-              <w:t>ООО Битроникс</w:t>
-            </w:r>
+              <w:t xml:space="preserve">ООО </w:t>
+            </w:r>
+            <w:proofErr w:type="spellStart"/>
+            <w:r>
+              <w:t>Битроникс</w:t>
+            </w:r>
+            <w:proofErr w:type="spellEnd"/>
           </w:p>
         </w:tc>
         <w:tc>
@@ -5807,6 +6214,9 @@
               <w:spacing w:line="360" w:lineRule="auto"/>
               <w:jc w:val="center"/>
             </w:pPr>
+            <w:r>
+              <w:t>7730192153</w:t>
+            </w:r>
           </w:p>
         </w:tc>
         <w:tc>
@@ -5818,6 +6228,9 @@
               <w:spacing w:line="360" w:lineRule="auto"/>
               <w:jc w:val="center"/>
             </w:pPr>
+            <w:r>
+              <w:t>Разработка компьютерного программного обеспечения</w:t>
+            </w:r>
           </w:p>
         </w:tc>
         <w:tc>
@@ -5829,6 +6242,34 @@
               <w:spacing w:line="360" w:lineRule="auto"/>
               <w:jc w:val="center"/>
             </w:pPr>
+            <w:r>
+              <w:t xml:space="preserve">Программное обеспечение для визуализации и анализа </w:t>
+            </w:r>
+            <w:proofErr w:type="spellStart"/>
+            <w:r>
+              <w:t>биосигналов</w:t>
+            </w:r>
+            <w:proofErr w:type="spellEnd"/>
+            <w:r>
+              <w:t>,</w:t>
+            </w:r>
+          </w:p>
+          <w:p>
+            <w:pPr>
+              <w:spacing w:line="360" w:lineRule="auto"/>
+              <w:jc w:val="center"/>
+            </w:pPr>
+            <w:r>
+              <w:t xml:space="preserve">Визуализатор </w:t>
+            </w:r>
+            <w:proofErr w:type="spellStart"/>
+            <w:r>
+              <w:t>биосигналов</w:t>
+            </w:r>
+            <w:proofErr w:type="spellEnd"/>
+            <w:r>
+              <w:t xml:space="preserve"> человека</w:t>
+            </w:r>
           </w:p>
         </w:tc>
         <w:tc>
@@ -5840,6 +6281,9 @@
               <w:spacing w:line="360" w:lineRule="auto"/>
               <w:jc w:val="center"/>
             </w:pPr>
+            <w:r>
+              <w:t>2</w:t>
+            </w:r>
           </w:p>
         </w:tc>
       </w:tr>
@@ -5885,6 +6329,9 @@
               <w:spacing w:line="360" w:lineRule="auto"/>
               <w:jc w:val="center"/>
             </w:pPr>
+            <w:r>
+              <w:t>7705637264</w:t>
+            </w:r>
           </w:p>
         </w:tc>
         <w:tc>
@@ -5896,6 +6343,9 @@
               <w:spacing w:line="360" w:lineRule="auto"/>
               <w:jc w:val="center"/>
             </w:pPr>
+            <w:r>
+              <w:t>Деятельность по технической защите конфиденциальной информации</w:t>
+            </w:r>
           </w:p>
         </w:tc>
         <w:tc>
@@ -5907,6 +6357,41 @@
               <w:spacing w:line="360" w:lineRule="auto"/>
               <w:jc w:val="center"/>
             </w:pPr>
+            <w:r>
+              <w:t xml:space="preserve">Аудиторские услуги, технологический консалтинг, </w:t>
+            </w:r>
+            <w:r>
+              <w:t>Б1 ГРАФ</w:t>
+            </w:r>
+            <w:r>
+              <w:t xml:space="preserve">, Б1 РОСТ, Б1 Бенчмарк, Б1 </w:t>
+            </w:r>
+            <w:proofErr w:type="spellStart"/>
+            <w:r>
+              <w:rPr>
+                <w:lang w:val="en-US"/>
+              </w:rPr>
+              <w:t>Discoverit</w:t>
+            </w:r>
+            <w:proofErr w:type="spellEnd"/>
+            <w:r>
+              <w:t xml:space="preserve">, </w:t>
+            </w:r>
+            <w:r>
+              <w:t xml:space="preserve">Б1 </w:t>
+            </w:r>
+            <w:r>
+              <w:rPr>
+                <w:lang w:val="en-US"/>
+              </w:rPr>
+              <w:t>Pricing</w:t>
+            </w:r>
+            <w:r>
+              <w:t xml:space="preserve">, </w:t>
+            </w:r>
+            <w:r>
+              <w:t>Б1 ИБП Мастер</w:t>
+            </w:r>
           </w:p>
         </w:tc>
         <w:tc>
@@ -5918,6 +6403,9 @@
               <w:spacing w:line="360" w:lineRule="auto"/>
               <w:jc w:val="center"/>
             </w:pPr>
+            <w:r>
+              <w:t>3</w:t>
+            </w:r>
           </w:p>
         </w:tc>
       </w:tr>
@@ -5945,11 +6433,191 @@
       <w:pPr>
         <w:pStyle w:val="aff6"/>
       </w:pPr>
-      <w:bookmarkStart w:id="8" w:name="_Toc107314350"/>
-      <w:bookmarkStart w:id="9" w:name="_Hlk107314207"/>
+      <w:bookmarkStart w:id="7" w:name="_Toc107314350"/>
+      <w:bookmarkStart w:id="8" w:name="_Hlk107314207"/>
       <w:r>
         <w:lastRenderedPageBreak/>
         <w:t>ВЫВОДЫ ПО ПРАКТИЧЕСКОМУ ЗАДАНИЮ</w:t>
+      </w:r>
+      <w:bookmarkEnd w:id="7"/>
+    </w:p>
+    <w:p>
+      <w:pPr>
+        <w:spacing w:after="0" w:line="360" w:lineRule="auto"/>
+        <w:ind w:firstLine="709"/>
+        <w:jc w:val="both"/>
+        <w:rPr>
+          <w:rFonts w:ascii="Times New Roman" w:hAnsi="Times New Roman" w:cs="Times New Roman"/>
+          <w:sz w:val="28"/>
+        </w:rPr>
+      </w:pPr>
+      <w:r>
+        <w:rPr>
+          <w:rFonts w:ascii="Times New Roman" w:hAnsi="Times New Roman" w:cs="Times New Roman"/>
+          <w:sz w:val="28"/>
+        </w:rPr>
+        <w:t>Напишите выводы по выполненной работе</w:t>
+      </w:r>
+      <w:r>
+        <w:rPr>
+          <w:rFonts w:ascii="Times New Roman" w:hAnsi="Times New Roman" w:cs="Times New Roman"/>
+          <w:sz w:val="28"/>
+        </w:rPr>
+        <w:t>:</w:t>
+      </w:r>
+    </w:p>
+    <w:p>
+      <w:pPr>
+        <w:spacing w:after="0" w:line="360" w:lineRule="auto"/>
+        <w:ind w:firstLine="709"/>
+        <w:jc w:val="both"/>
+        <w:rPr>
+          <w:rFonts w:ascii="Times New Roman" w:hAnsi="Times New Roman" w:cs="Times New Roman"/>
+          <w:sz w:val="28"/>
+        </w:rPr>
+      </w:pPr>
+      <w:r>
+        <w:rPr>
+          <w:rFonts w:ascii="Times New Roman" w:hAnsi="Times New Roman" w:cs="Times New Roman"/>
+          <w:b/>
+          <w:bCs/>
+          <w:sz w:val="28"/>
+        </w:rPr>
+        <w:t>Что было изучено в ходе практического задания?</w:t>
+      </w:r>
+    </w:p>
+    <w:p>
+      <w:pPr>
+        <w:spacing w:after="0" w:line="360" w:lineRule="auto"/>
+        <w:ind w:firstLine="709"/>
+        <w:jc w:val="both"/>
+        <w:rPr>
+          <w:rFonts w:ascii="Times New Roman" w:hAnsi="Times New Roman" w:cs="Times New Roman"/>
+          <w:sz w:val="28"/>
+        </w:rPr>
+      </w:pPr>
+      <w:r>
+        <w:rPr>
+          <w:rFonts w:ascii="Times New Roman" w:hAnsi="Times New Roman" w:cs="Times New Roman"/>
+          <w:sz w:val="28"/>
+        </w:rPr>
+        <w:t>В процессе</w:t>
+      </w:r>
+      <w:r>
+        <w:rPr>
+          <w:rFonts w:ascii="Times New Roman" w:hAnsi="Times New Roman" w:cs="Times New Roman"/>
+          <w:sz w:val="28"/>
+        </w:rPr>
+        <w:t xml:space="preserve"> </w:t>
+      </w:r>
+      <w:r>
+        <w:rPr>
+          <w:rFonts w:ascii="Times New Roman" w:hAnsi="Times New Roman" w:cs="Times New Roman"/>
+          <w:sz w:val="28"/>
+        </w:rPr>
+        <w:t>выполнения практического задания были рассмотрены основные методы, инструменты и ресурсы, используемые для поиска сведений о юридических лицах и лицензиях, которые им выданы.</w:t>
+      </w:r>
+    </w:p>
+    <w:p>
+      <w:pPr>
+        <w:spacing w:after="0" w:line="360" w:lineRule="auto"/>
+        <w:ind w:firstLine="709"/>
+        <w:jc w:val="both"/>
+        <w:rPr>
+          <w:rFonts w:ascii="Times New Roman" w:hAnsi="Times New Roman" w:cs="Times New Roman"/>
+          <w:b/>
+          <w:bCs/>
+          <w:sz w:val="28"/>
+        </w:rPr>
+      </w:pPr>
+      <w:r>
+        <w:rPr>
+          <w:rFonts w:ascii="Times New Roman" w:hAnsi="Times New Roman" w:cs="Times New Roman"/>
+          <w:b/>
+          <w:bCs/>
+          <w:sz w:val="28"/>
+        </w:rPr>
+        <w:t>Что было проделано в ходе практического задания?</w:t>
+      </w:r>
+    </w:p>
+    <w:p>
+      <w:pPr>
+        <w:spacing w:after="0" w:line="360" w:lineRule="auto"/>
+        <w:ind w:firstLine="709"/>
+        <w:jc w:val="both"/>
+        <w:rPr>
+          <w:rFonts w:ascii="Times New Roman" w:hAnsi="Times New Roman" w:cs="Times New Roman"/>
+          <w:sz w:val="28"/>
+        </w:rPr>
+      </w:pPr>
+      <w:r>
+        <w:rPr>
+          <w:rFonts w:ascii="Times New Roman" w:hAnsi="Times New Roman" w:cs="Times New Roman"/>
+          <w:sz w:val="28"/>
+        </w:rPr>
+        <w:t>В рамках практического задания были изучены реестры ФСТЭК и Российского реестра программного обеспечения для поиска сведений о компаниях, выданных им лицензиях и программных продуктах. После этого был выполнен поиск данных о юридических лицах по их сокращённому наименованию на различных ресурсах с юридической информацией, а также на официальных сайтах самих организаций.</w:t>
+      </w:r>
+    </w:p>
+    <w:p>
+      <w:pPr>
+        <w:spacing w:after="0" w:line="360" w:lineRule="auto"/>
+        <w:ind w:firstLine="709"/>
+        <w:jc w:val="both"/>
+        <w:rPr>
+          <w:rFonts w:ascii="Times New Roman" w:hAnsi="Times New Roman" w:cs="Times New Roman"/>
+          <w:b/>
+          <w:bCs/>
+          <w:sz w:val="28"/>
+        </w:rPr>
+      </w:pPr>
+      <w:r>
+        <w:rPr>
+          <w:rFonts w:ascii="Times New Roman" w:hAnsi="Times New Roman" w:cs="Times New Roman"/>
+          <w:b/>
+          <w:bCs/>
+          <w:sz w:val="28"/>
+        </w:rPr>
+        <w:t>Для чего может использоваться сайт ФСТЭК и Российского реестра программного обеспечения?</w:t>
+      </w:r>
+    </w:p>
+    <w:p>
+      <w:pPr>
+        <w:spacing w:after="0" w:line="360" w:lineRule="auto"/>
+        <w:ind w:firstLine="709"/>
+        <w:jc w:val="both"/>
+        <w:rPr>
+          <w:rFonts w:ascii="Times New Roman" w:hAnsi="Times New Roman" w:cs="Times New Roman"/>
+          <w:sz w:val="28"/>
+        </w:rPr>
+      </w:pPr>
+      <w:r>
+        <w:rPr>
+          <w:rFonts w:ascii="Times New Roman" w:hAnsi="Times New Roman" w:cs="Times New Roman"/>
+          <w:sz w:val="28"/>
+        </w:rPr>
+        <w:t>Эти ресурсы могут применяться для проверки соответствия программных решений установленным требованиям, а также для подтверждения актуальности лицензий организации при оценке перспектив и целесообразности сотрудничества.</w:t>
+      </w:r>
+    </w:p>
+    <w:p>
+      <w:pPr>
+        <w:spacing w:after="0" w:line="360" w:lineRule="auto"/>
+        <w:ind w:firstLine="709"/>
+        <w:jc w:val="both"/>
+        <w:rPr>
+          <w:rFonts w:ascii="Times New Roman" w:hAnsi="Times New Roman" w:cs="Times New Roman"/>
+          <w:b/>
+          <w:bCs/>
+          <w:sz w:val="28"/>
+        </w:rPr>
+      </w:pPr>
+      <w:r>
+        <w:rPr>
+          <w:rFonts w:ascii="Times New Roman" w:hAnsi="Times New Roman" w:cs="Times New Roman"/>
+          <w:b/>
+          <w:bCs/>
+          <w:sz w:val="28"/>
+        </w:rPr>
+        <w:t>Какую информацию можно найти об организации и зачем?</w:t>
       </w:r>
       <w:bookmarkEnd w:id="8"/>
     </w:p>
@@ -5959,85 +6627,6 @@
         <w:ind w:firstLine="709"/>
         <w:jc w:val="both"/>
         <w:rPr>
-          <w:rFonts w:ascii="Times New Roman" w:hAnsi="Times New Roman" w:cs="Times New Roman"/>
-          <w:sz w:val="28"/>
-        </w:rPr>
-      </w:pPr>
-      <w:r>
-        <w:rPr>
-          <w:rFonts w:ascii="Times New Roman" w:hAnsi="Times New Roman" w:cs="Times New Roman"/>
-          <w:sz w:val="28"/>
-        </w:rPr>
-        <w:t>Напишите выводы по выполненной работе</w:t>
-      </w:r>
-      <w:r>
-        <w:rPr>
-          <w:rFonts w:ascii="Times New Roman" w:hAnsi="Times New Roman" w:cs="Times New Roman"/>
-          <w:sz w:val="28"/>
-        </w:rPr>
-        <w:t>:</w:t>
-      </w:r>
-    </w:p>
-    <w:p>
-      <w:pPr>
-        <w:spacing w:after="0" w:line="360" w:lineRule="auto"/>
-        <w:ind w:firstLine="709"/>
-        <w:jc w:val="both"/>
-        <w:rPr>
-          <w:rFonts w:ascii="Times New Roman" w:hAnsi="Times New Roman" w:cs="Times New Roman"/>
-          <w:sz w:val="28"/>
-        </w:rPr>
-      </w:pPr>
-      <w:r>
-        <w:rPr>
-          <w:rFonts w:ascii="Times New Roman" w:hAnsi="Times New Roman" w:cs="Times New Roman"/>
-          <w:sz w:val="28"/>
-        </w:rPr>
-        <w:t>Что было изучено в ходе практического задания?</w:t>
-      </w:r>
-    </w:p>
-    <w:p>
-      <w:pPr>
-        <w:spacing w:after="0" w:line="360" w:lineRule="auto"/>
-        <w:ind w:firstLine="709"/>
-        <w:jc w:val="both"/>
-        <w:rPr>
-          <w:rFonts w:ascii="Times New Roman" w:hAnsi="Times New Roman" w:cs="Times New Roman"/>
-          <w:sz w:val="28"/>
-        </w:rPr>
-      </w:pPr>
-      <w:r>
-        <w:rPr>
-          <w:rFonts w:ascii="Times New Roman" w:hAnsi="Times New Roman" w:cs="Times New Roman"/>
-          <w:sz w:val="28"/>
-        </w:rPr>
-        <w:t>Что было проделано в ходе практического задания?</w:t>
-      </w:r>
-    </w:p>
-    <w:p>
-      <w:pPr>
-        <w:spacing w:after="0" w:line="360" w:lineRule="auto"/>
-        <w:ind w:firstLine="709"/>
-        <w:jc w:val="both"/>
-        <w:rPr>
-          <w:rFonts w:ascii="Times New Roman" w:hAnsi="Times New Roman" w:cs="Times New Roman"/>
-          <w:sz w:val="28"/>
-        </w:rPr>
-      </w:pPr>
-      <w:r>
-        <w:rPr>
-          <w:rFonts w:ascii="Times New Roman" w:hAnsi="Times New Roman" w:cs="Times New Roman"/>
-          <w:sz w:val="28"/>
-        </w:rPr>
-        <w:t>Для чего может использоваться сайт ФСТЭК и Российского реестра программного обеспечения?</w:t>
-      </w:r>
-    </w:p>
-    <w:p>
-      <w:pPr>
-        <w:spacing w:after="0" w:line="360" w:lineRule="auto"/>
-        <w:ind w:firstLine="709"/>
-        <w:jc w:val="both"/>
-        <w:rPr>
           <w:rFonts w:ascii="Times New Roman" w:eastAsia="Times New Roman" w:hAnsi="Times New Roman" w:cs="Times New Roman"/>
           <w:b/>
           <w:sz w:val="28"/>
@@ -6050,9 +6639,8 @@
           <w:rFonts w:ascii="Times New Roman" w:hAnsi="Times New Roman" w:cs="Times New Roman"/>
           <w:sz w:val="28"/>
         </w:rPr>
-        <w:t>Какую информацию можно найти об организации и зачем?</w:t>
-      </w:r>
-      <w:bookmarkEnd w:id="9"/>
+        <w:t>Об организации можно найти её наименование, ИНН, размер уставного капитала, сведения об имуществе, учредителях, судебных разбирательствах, задолженностях, лицензиях, патентах, а также данные о надёжности и отзывы. Такая информация полезна для оценки компании перед сотрудничеством, трудоустройством или использованием её продуктов и решений.</w:t>
+      </w:r>
       <w:r>
         <w:rPr>
           <w:rFonts w:ascii="Times New Roman" w:hAnsi="Times New Roman" w:cs="Times New Roman"/>
@@ -6074,7 +6662,7 @@
           <w:szCs w:val="28"/>
         </w:rPr>
       </w:pPr>
-      <w:bookmarkStart w:id="10" w:name="_Toc107314351"/>
+      <w:bookmarkStart w:id="9" w:name="_Toc107314351"/>
       <w:r>
         <w:rPr>
           <w:rFonts w:ascii="Times New Roman" w:eastAsia="Calibri" w:hAnsi="Times New Roman"/>
@@ -6085,7 +6673,7 @@
         <w:lastRenderedPageBreak/>
         <w:t>КОНТОЛЬНЫЕ ВОПРОСЫ</w:t>
       </w:r>
-      <w:bookmarkEnd w:id="10"/>
+      <w:bookmarkEnd w:id="9"/>
     </w:p>
     <w:p>
       <w:pPr>
@@ -6128,12 +6716,9 @@
     <w:p>
       <w:pPr>
         <w:pStyle w:val="a8"/>
-        <w:numPr>
-          <w:ilvl w:val="0"/>
-          <w:numId w:val="26"/>
-        </w:numPr>
         <w:spacing w:after="0" w:line="360" w:lineRule="auto"/>
         <w:ind w:left="0" w:firstLine="709"/>
+        <w:jc w:val="both"/>
         <w:rPr>
           <w:rFonts w:ascii="Times New Roman" w:eastAsia="Times New Roman" w:hAnsi="Times New Roman" w:cs="Times New Roman"/>
           <w:snapToGrid w:val="0"/>
@@ -6150,7 +6735,7 @@
           <w:szCs w:val="28"/>
           <w:lang w:eastAsia="ru-RU"/>
         </w:rPr>
-        <w:t>Что можно найти на сайте Российского реестра программного обеспечения?</w:t>
+        <w:t>В реестрах ФСТЭК указываются регистрационный номер лицензии, наименование организации, её реквизиты, адрес, номер приказа о предоставлении или изменении статуса лицензии, текущее состояние лицензии, а также виды работ и услуг по лицензируемому направлению.</w:t>
       </w:r>
     </w:p>
     <w:p>
@@ -6178,7 +6763,31 @@
           <w:szCs w:val="28"/>
           <w:lang w:eastAsia="ru-RU"/>
         </w:rPr>
-        <w:t>Какие реестры представлены в разделе лицензирование на сайте ФСТЭК?</w:t>
+        <w:t>Что можно найти на сайте Российского реестра программного обеспечения?</w:t>
+      </w:r>
+    </w:p>
+    <w:p>
+      <w:pPr>
+        <w:spacing w:after="0" w:line="360" w:lineRule="auto"/>
+        <w:ind w:firstLine="709"/>
+        <w:jc w:val="both"/>
+        <w:rPr>
+          <w:rFonts w:ascii="Times New Roman" w:eastAsia="Times New Roman" w:hAnsi="Times New Roman" w:cs="Times New Roman"/>
+          <w:snapToGrid w:val="0"/>
+          <w:sz w:val="28"/>
+          <w:szCs w:val="28"/>
+          <w:lang w:eastAsia="ru-RU"/>
+        </w:rPr>
+      </w:pPr>
+      <w:r>
+        <w:rPr>
+          <w:rFonts w:ascii="Times New Roman" w:eastAsia="Times New Roman" w:hAnsi="Times New Roman" w:cs="Times New Roman"/>
+          <w:snapToGrid w:val="0"/>
+          <w:sz w:val="28"/>
+          <w:szCs w:val="28"/>
+          <w:lang w:eastAsia="ru-RU"/>
+        </w:rPr>
+        <w:t>На сайте можно найти дату регистрации программного продукта, его наименование, сведения об организации-разработчике, её адрес и реквизиты, информацию о соответствии установленным требованиям, код продукции и данные о регистрации.</w:t>
       </w:r>
     </w:p>
     <w:p>
@@ -6206,7 +6815,31 @@
           <w:szCs w:val="28"/>
           <w:lang w:eastAsia="ru-RU"/>
         </w:rPr>
-        <w:t>Приведите примеры специализированных информационных ресурсов.</w:t>
+        <w:t>Какие реестры представлены в разделе лицензирование на сайте ФСТЭК?</w:t>
+      </w:r>
+    </w:p>
+    <w:p>
+      <w:pPr>
+        <w:spacing w:after="0" w:line="360" w:lineRule="auto"/>
+        <w:ind w:firstLine="709"/>
+        <w:jc w:val="both"/>
+        <w:rPr>
+          <w:rFonts w:ascii="Times New Roman" w:eastAsia="Times New Roman" w:hAnsi="Times New Roman" w:cs="Times New Roman"/>
+          <w:snapToGrid w:val="0"/>
+          <w:sz w:val="28"/>
+          <w:szCs w:val="28"/>
+          <w:lang w:eastAsia="ru-RU"/>
+        </w:rPr>
+      </w:pPr>
+      <w:r>
+        <w:rPr>
+          <w:rFonts w:ascii="Times New Roman" w:eastAsia="Times New Roman" w:hAnsi="Times New Roman" w:cs="Times New Roman"/>
+          <w:snapToGrid w:val="0"/>
+          <w:sz w:val="28"/>
+          <w:szCs w:val="28"/>
+          <w:lang w:eastAsia="ru-RU"/>
+        </w:rPr>
+        <w:t>В данном разделе представлены реестр лицензий на деятельность по технической защите конфиденциальной информации и реестр лицензий на деятельность по разработке и производству средств защиты конфиденциальной информации. Кроме того, существуют реестры, связанные с сертификацией и аккредитацией, которые вынесены на отдельный сайт.</w:t>
       </w:r>
     </w:p>
     <w:p>
@@ -6234,7 +6867,31 @@
           <w:szCs w:val="28"/>
           <w:lang w:eastAsia="ru-RU"/>
         </w:rPr>
-        <w:t>Что такое ЕГРЮЛ? Где его можно найти?</w:t>
+        <w:t>Приведите примеры специализированных информационных ресурсов.</w:t>
+      </w:r>
+    </w:p>
+    <w:p>
+      <w:pPr>
+        <w:spacing w:after="0" w:line="360" w:lineRule="auto"/>
+        <w:ind w:firstLine="709"/>
+        <w:jc w:val="both"/>
+        <w:rPr>
+          <w:rFonts w:ascii="Times New Roman" w:eastAsia="Times New Roman" w:hAnsi="Times New Roman" w:cs="Times New Roman"/>
+          <w:snapToGrid w:val="0"/>
+          <w:sz w:val="28"/>
+          <w:szCs w:val="28"/>
+          <w:lang w:eastAsia="ru-RU"/>
+        </w:rPr>
+      </w:pPr>
+      <w:r>
+        <w:rPr>
+          <w:rFonts w:ascii="Times New Roman" w:eastAsia="Times New Roman" w:hAnsi="Times New Roman" w:cs="Times New Roman"/>
+          <w:snapToGrid w:val="0"/>
+          <w:sz w:val="28"/>
+          <w:szCs w:val="28"/>
+          <w:lang w:eastAsia="ru-RU"/>
+        </w:rPr>
+        <w:t>В качестве таких ресурсов можно привести: egrul.nalog.ru, service.nalog.ru, sudact.ru, fssp.gov.ru, bankrot.fedresurs.ru, reestr-zalogov.ru, zakupki.gov.ru, allinform.ru, reestr.digital.gov.ru, reestr.fstec.ru.</w:t>
       </w:r>
     </w:p>
     <w:p>
@@ -6247,24 +6904,97 @@
         <w:spacing w:after="0" w:line="360" w:lineRule="auto"/>
         <w:ind w:left="0" w:firstLine="709"/>
         <w:rPr>
-          <w:rFonts w:ascii="Times New Roman" w:eastAsia="Calibri" w:hAnsi="Times New Roman"/>
-          <w:sz w:val="28"/>
-          <w:szCs w:val="28"/>
-        </w:rPr>
-      </w:pPr>
-      <w:r>
-        <w:rPr>
           <w:rFonts w:ascii="Times New Roman" w:eastAsia="Times New Roman" w:hAnsi="Times New Roman" w:cs="Times New Roman"/>
           <w:snapToGrid w:val="0"/>
           <w:sz w:val="28"/>
           <w:szCs w:val="28"/>
           <w:lang w:eastAsia="ru-RU"/>
         </w:rPr>
-        <w:t>Какую информацию об организации можно узнать, зная только ее название?</w:t>
+      </w:pPr>
+      <w:r>
+        <w:rPr>
+          <w:rFonts w:ascii="Times New Roman" w:eastAsia="Times New Roman" w:hAnsi="Times New Roman" w:cs="Times New Roman"/>
+          <w:snapToGrid w:val="0"/>
+          <w:sz w:val="28"/>
+          <w:szCs w:val="28"/>
+          <w:lang w:eastAsia="ru-RU"/>
+        </w:rPr>
+        <w:t>Что такое ЕГРЮЛ? Где его можно найти?</w:t>
       </w:r>
     </w:p>
     <w:p>
       <w:pPr>
+        <w:spacing w:after="0" w:line="360" w:lineRule="auto"/>
+        <w:ind w:firstLine="709"/>
+        <w:jc w:val="both"/>
+        <w:rPr>
+          <w:rFonts w:ascii="Times New Roman" w:eastAsia="Times New Roman" w:hAnsi="Times New Roman" w:cs="Times New Roman"/>
+          <w:snapToGrid w:val="0"/>
+          <w:sz w:val="28"/>
+          <w:szCs w:val="28"/>
+          <w:lang w:eastAsia="ru-RU"/>
+        </w:rPr>
+      </w:pPr>
+      <w:r>
+        <w:rPr>
+          <w:rFonts w:ascii="Times New Roman" w:eastAsia="Times New Roman" w:hAnsi="Times New Roman" w:cs="Times New Roman"/>
+          <w:snapToGrid w:val="0"/>
+          <w:sz w:val="28"/>
+          <w:szCs w:val="28"/>
+          <w:lang w:eastAsia="ru-RU"/>
+        </w:rPr>
+        <w:t>ЕГРЮЛ — это Единый государственный реестр юридических лиц, содержащий основные и официальные сведения о юридических лицах, зарегистрированных в Российской Федерации. Найти его можно на сайте egrul.nalog.ru.</w:t>
+      </w:r>
+    </w:p>
+    <w:p>
+      <w:pPr>
+        <w:pStyle w:val="a8"/>
+        <w:numPr>
+          <w:ilvl w:val="0"/>
+          <w:numId w:val="26"/>
+        </w:numPr>
+        <w:spacing w:after="0" w:line="360" w:lineRule="auto"/>
+        <w:ind w:left="0" w:firstLine="709"/>
+        <w:rPr>
+          <w:rFonts w:ascii="Times New Roman" w:eastAsia="Calibri" w:hAnsi="Times New Roman"/>
+          <w:sz w:val="28"/>
+          <w:szCs w:val="28"/>
+        </w:rPr>
+      </w:pPr>
+      <w:r>
+        <w:rPr>
+          <w:rFonts w:ascii="Times New Roman" w:eastAsia="Times New Roman" w:hAnsi="Times New Roman" w:cs="Times New Roman"/>
+          <w:snapToGrid w:val="0"/>
+          <w:sz w:val="28"/>
+          <w:szCs w:val="28"/>
+          <w:lang w:eastAsia="ru-RU"/>
+        </w:rPr>
+        <w:lastRenderedPageBreak/>
+        <w:t>Какую информацию об организации можно узнать, зная только ее название?</w:t>
+      </w:r>
+    </w:p>
+    <w:p>
+      <w:pPr>
+        <w:spacing w:after="0" w:line="360" w:lineRule="auto"/>
+        <w:ind w:firstLine="709"/>
+        <w:jc w:val="both"/>
+        <w:rPr>
+          <w:rFonts w:ascii="Times New Roman" w:eastAsia="Calibri" w:hAnsi="Times New Roman"/>
+          <w:sz w:val="28"/>
+          <w:szCs w:val="28"/>
+        </w:rPr>
+      </w:pPr>
+      <w:r>
+        <w:rPr>
+          <w:rFonts w:ascii="Times New Roman" w:eastAsia="Calibri" w:hAnsi="Times New Roman"/>
+          <w:sz w:val="28"/>
+          <w:szCs w:val="28"/>
+        </w:rPr>
+        <w:t>Зная только наименование организации, можно определить её реквизиты, адрес, направления деятельности, размер уставного капитала, сведения об учредителях и руководстве, наличие лицензий, задолженностей, выручку, статус, а также связанные с ней организации и историю изменений.</w:t>
+      </w:r>
+    </w:p>
+    <w:p>
+      <w:pPr>
         <w:pStyle w:val="ae"/>
         <w:jc w:val="center"/>
         <w:rPr>
@@ -6277,7 +7007,7 @@
       </w:pPr>
     </w:p>
     <w:sectPr>
-      <w:footerReference w:type="default" r:id="rId8"/>
+      <w:footerReference w:type="default" r:id="rId12"/>
       <w:pgSz w:w="11906" w:h="16838" w:code="9"/>
       <w:pgMar w:top="1134" w:right="851" w:bottom="1134" w:left="1701" w:header="709" w:footer="709" w:gutter="0"/>
       <w:cols w:space="708"/>
@@ -6289,7 +7019,7 @@
 </file>
 
 <file path=word/endnotes.xml><?xml version="1.0" encoding="utf-8"?>
-<w:endnotes xmlns:wpc="http://schemas.microsoft.com/office/word/2010/wordprocessingCanvas" xmlns:mc="http://schemas.openxmlformats.org/markup-compatibility/2006" xmlns:o="urn:schemas-microsoft-com:office:office" xmlns:r="http://schemas.openxmlformats.org/officeDocument/2006/relationships" xmlns:m="http://schemas.openxmlformats.org/officeDocument/2006/math" xmlns:v="urn:schemas-microsoft-com:vml" xmlns:wp14="http://schemas.microsoft.com/office/word/2010/wordprocessingDrawing" xmlns:wp="http://schemas.openxmlformats.org/drawingml/2006/wordprocessingDrawing" xmlns:w10="urn:schemas-microsoft-com:office:word" xmlns:w="http://schemas.openxmlformats.org/wordprocessingml/2006/main" xmlns:w14="http://schemas.microsoft.com/office/word/2010/wordml" xmlns:w15="http://schemas.microsoft.com/office/word/2012/wordml" xmlns:wpg="http://schemas.microsoft.com/office/word/2010/wordprocessingGroup" xmlns:wpi="http://schemas.microsoft.com/office/word/2010/wordprocessingInk" xmlns:wne="http://schemas.microsoft.com/office/word/2006/wordml" xmlns:wps="http://schemas.microsoft.com/office/word/2010/wordprocessingShape" mc:Ignorable="w14 w15 wp14">
+<w:endnotes xmlns:wpc="http://schemas.microsoft.com/office/word/2010/wordprocessingCanvas" xmlns:cx="http://schemas.microsoft.com/office/drawing/2014/chartex" xmlns:cx1="http://schemas.microsoft.com/office/drawing/2015/9/8/chartex" xmlns:cx2="http://schemas.microsoft.com/office/drawing/2015/10/21/chartex" xmlns:cx3="http://schemas.microsoft.com/office/drawing/2016/5/9/chartex" xmlns:cx4="http://schemas.microsoft.com/office/drawing/2016/5/10/chartex" xmlns:cx5="http://schemas.microsoft.com/office/drawing/2016/5/11/chartex" xmlns:cx6="http://schemas.microsoft.com/office/drawing/2016/5/12/chartex" xmlns:cx7="http://schemas.microsoft.com/office/drawing/2016/5/13/chartex" xmlns:cx8="http://schemas.microsoft.com/office/drawing/2016/5/14/chartex" xmlns:mc="http://schemas.openxmlformats.org/markup-compatibility/2006" xmlns:aink="http://schemas.microsoft.com/office/drawing/2016/ink" xmlns:am3d="http://schemas.microsoft.com/office/drawing/2017/model3d" xmlns:o="urn:schemas-microsoft-com:office:office" xmlns:r="http://schemas.openxmlformats.org/officeDocument/2006/relationships" xmlns:m="http://schemas.openxmlformats.org/officeDocument/2006/math" xmlns:v="urn:schemas-microsoft-com:vml" xmlns:wp14="http://schemas.microsoft.com/office/word/2010/wordprocessingDrawing" xmlns:wp="http://schemas.openxmlformats.org/drawingml/2006/wordprocessingDrawing" xmlns:w10="urn:schemas-microsoft-com:office:word" xmlns:w="http://schemas.openxmlformats.org/wordprocessingml/2006/main" xmlns:w14="http://schemas.microsoft.com/office/word/2010/wordml" xmlns:w15="http://schemas.microsoft.com/office/word/2012/wordml" xmlns:w16cex="http://schemas.microsoft.com/office/word/2018/wordml/cex" xmlns:w16cid="http://schemas.microsoft.com/office/word/2016/wordml/cid" xmlns:w16="http://schemas.microsoft.com/office/word/2018/wordml" xmlns:w16sdtdh="http://schemas.microsoft.com/office/word/2020/wordml/sdtdatahash" xmlns:w16se="http://schemas.microsoft.com/office/word/2015/wordml/symex" xmlns:wpg="http://schemas.microsoft.com/office/word/2010/wordprocessingGroup" xmlns:wpi="http://schemas.microsoft.com/office/word/2010/wordprocessingInk" xmlns:wne="http://schemas.microsoft.com/office/word/2006/wordml" xmlns:wps="http://schemas.microsoft.com/office/word/2010/wordprocessingShape" mc:Ignorable="w14 w15 w16se w16cid w16 w16cex w16sdtdh wp14">
   <w:endnote w:type="separator" w:id="-1">
     <w:p>
       <w:pPr>
@@ -6314,7 +7044,7 @@
 </file>
 
 <file path=word/footer1.xml><?xml version="1.0" encoding="utf-8"?>
-<w:ftr xmlns:wpc="http://schemas.microsoft.com/office/word/2010/wordprocessingCanvas" xmlns:mc="http://schemas.openxmlformats.org/markup-compatibility/2006" xmlns:o="urn:schemas-microsoft-com:office:office" xmlns:r="http://schemas.openxmlformats.org/officeDocument/2006/relationships" xmlns:m="http://schemas.openxmlformats.org/officeDocument/2006/math" xmlns:v="urn:schemas-microsoft-com:vml" xmlns:wp14="http://schemas.microsoft.com/office/word/2010/wordprocessingDrawing" xmlns:wp="http://schemas.openxmlformats.org/drawingml/2006/wordprocessingDrawing" xmlns:w10="urn:schemas-microsoft-com:office:word" xmlns:w="http://schemas.openxmlformats.org/wordprocessingml/2006/main" xmlns:w14="http://schemas.microsoft.com/office/word/2010/wordml" xmlns:w15="http://schemas.microsoft.com/office/word/2012/wordml" xmlns:wpg="http://schemas.microsoft.com/office/word/2010/wordprocessingGroup" xmlns:wpi="http://schemas.microsoft.com/office/word/2010/wordprocessingInk" xmlns:wne="http://schemas.microsoft.com/office/word/2006/wordml" xmlns:wps="http://schemas.microsoft.com/office/word/2010/wordprocessingShape" mc:Ignorable="w14 w15 wp14">
+<w:ftr xmlns:wpc="http://schemas.microsoft.com/office/word/2010/wordprocessingCanvas" xmlns:cx="http://schemas.microsoft.com/office/drawing/2014/chartex" xmlns:cx1="http://schemas.microsoft.com/office/drawing/2015/9/8/chartex" xmlns:cx2="http://schemas.microsoft.com/office/drawing/2015/10/21/chartex" xmlns:cx3="http://schemas.microsoft.com/office/drawing/2016/5/9/chartex" xmlns:cx4="http://schemas.microsoft.com/office/drawing/2016/5/10/chartex" xmlns:cx5="http://schemas.microsoft.com/office/drawing/2016/5/11/chartex" xmlns:cx6="http://schemas.microsoft.com/office/drawing/2016/5/12/chartex" xmlns:cx7="http://schemas.microsoft.com/office/drawing/2016/5/13/chartex" xmlns:cx8="http://schemas.microsoft.com/office/drawing/2016/5/14/chartex" xmlns:mc="http://schemas.openxmlformats.org/markup-compatibility/2006" xmlns:aink="http://schemas.microsoft.com/office/drawing/2016/ink" xmlns:am3d="http://schemas.microsoft.com/office/drawing/2017/model3d" xmlns:o="urn:schemas-microsoft-com:office:office" xmlns:r="http://schemas.openxmlformats.org/officeDocument/2006/relationships" xmlns:m="http://schemas.openxmlformats.org/officeDocument/2006/math" xmlns:v="urn:schemas-microsoft-com:vml" xmlns:wp14="http://schemas.microsoft.com/office/word/2010/wordprocessingDrawing" xmlns:wp="http://schemas.openxmlformats.org/drawingml/2006/wordprocessingDrawing" xmlns:w10="urn:schemas-microsoft-com:office:word" xmlns:w="http://schemas.openxmlformats.org/wordprocessingml/2006/main" xmlns:w14="http://schemas.microsoft.com/office/word/2010/wordml" xmlns:w15="http://schemas.microsoft.com/office/word/2012/wordml" xmlns:w16cex="http://schemas.microsoft.com/office/word/2018/wordml/cex" xmlns:w16cid="http://schemas.microsoft.com/office/word/2016/wordml/cid" xmlns:w16="http://schemas.microsoft.com/office/word/2018/wordml" xmlns:w16sdtdh="http://schemas.microsoft.com/office/word/2020/wordml/sdtdatahash" xmlns:w16se="http://schemas.microsoft.com/office/word/2015/wordml/symex" xmlns:wpg="http://schemas.microsoft.com/office/word/2010/wordprocessingGroup" xmlns:wpi="http://schemas.microsoft.com/office/word/2010/wordprocessingInk" xmlns:wne="http://schemas.microsoft.com/office/word/2006/wordml" xmlns:wps="http://schemas.microsoft.com/office/word/2010/wordprocessingShape" mc:Ignorable="w14 w15 w16se w16cid w16 w16cex w16sdtdh wp14">
   <w:sdt>
     <w:sdtPr>
       <w:id w:val="694351449"/>
@@ -6360,7 +7090,7 @@
 </file>
 
 <file path=word/footnotes.xml><?xml version="1.0" encoding="utf-8"?>
-<w:footnotes xmlns:wpc="http://schemas.microsoft.com/office/word/2010/wordprocessingCanvas" xmlns:mc="http://schemas.openxmlformats.org/markup-compatibility/2006" xmlns:o="urn:schemas-microsoft-com:office:office" xmlns:r="http://schemas.openxmlformats.org/officeDocument/2006/relationships" xmlns:m="http://schemas.openxmlformats.org/officeDocument/2006/math" xmlns:v="urn:schemas-microsoft-com:vml" xmlns:wp14="http://schemas.microsoft.com/office/word/2010/wordprocessingDrawing" xmlns:wp="http://schemas.openxmlformats.org/drawingml/2006/wordprocessingDrawing" xmlns:w10="urn:schemas-microsoft-com:office:word" xmlns:w="http://schemas.openxmlformats.org/wordprocessingml/2006/main" xmlns:w14="http://schemas.microsoft.com/office/word/2010/wordml" xmlns:w15="http://schemas.microsoft.com/office/word/2012/wordml" xmlns:wpg="http://schemas.microsoft.com/office/word/2010/wordprocessingGroup" xmlns:wpi="http://schemas.microsoft.com/office/word/2010/wordprocessingInk" xmlns:wne="http://schemas.microsoft.com/office/word/2006/wordml" xmlns:wps="http://schemas.microsoft.com/office/word/2010/wordprocessingShape" mc:Ignorable="w14 w15 wp14">
+<w:footnotes xmlns:wpc="http://schemas.microsoft.com/office/word/2010/wordprocessingCanvas" xmlns:cx="http://schemas.microsoft.com/office/drawing/2014/chartex" xmlns:cx1="http://schemas.microsoft.com/office/drawing/2015/9/8/chartex" xmlns:cx2="http://schemas.microsoft.com/office/drawing/2015/10/21/chartex" xmlns:cx3="http://schemas.microsoft.com/office/drawing/2016/5/9/chartex" xmlns:cx4="http://schemas.microsoft.com/office/drawing/2016/5/10/chartex" xmlns:cx5="http://schemas.microsoft.com/office/drawing/2016/5/11/chartex" xmlns:cx6="http://schemas.microsoft.com/office/drawing/2016/5/12/chartex" xmlns:cx7="http://schemas.microsoft.com/office/drawing/2016/5/13/chartex" xmlns:cx8="http://schemas.microsoft.com/office/drawing/2016/5/14/chartex" xmlns:mc="http://schemas.openxmlformats.org/markup-compatibility/2006" xmlns:aink="http://schemas.microsoft.com/office/drawing/2016/ink" xmlns:am3d="http://schemas.microsoft.com/office/drawing/2017/model3d" xmlns:o="urn:schemas-microsoft-com:office:office" xmlns:r="http://schemas.openxmlformats.org/officeDocument/2006/relationships" xmlns:m="http://schemas.openxmlformats.org/officeDocument/2006/math" xmlns:v="urn:schemas-microsoft-com:vml" xmlns:wp14="http://schemas.microsoft.com/office/word/2010/wordprocessingDrawing" xmlns:wp="http://schemas.openxmlformats.org/drawingml/2006/wordprocessingDrawing" xmlns:w10="urn:schemas-microsoft-com:office:word" xmlns:w="http://schemas.openxmlformats.org/wordprocessingml/2006/main" xmlns:w14="http://schemas.microsoft.com/office/word/2010/wordml" xmlns:w15="http://schemas.microsoft.com/office/word/2012/wordml" xmlns:w16cex="http://schemas.microsoft.com/office/word/2018/wordml/cex" xmlns:w16cid="http://schemas.microsoft.com/office/word/2016/wordml/cid" xmlns:w16="http://schemas.microsoft.com/office/word/2018/wordml" xmlns:w16sdtdh="http://schemas.microsoft.com/office/word/2020/wordml/sdtdatahash" xmlns:w16se="http://schemas.microsoft.com/office/word/2015/wordml/symex" xmlns:wpg="http://schemas.microsoft.com/office/word/2010/wordprocessingGroup" xmlns:wpi="http://schemas.microsoft.com/office/word/2010/wordprocessingInk" xmlns:wne="http://schemas.microsoft.com/office/word/2006/wordml" xmlns:wps="http://schemas.microsoft.com/office/word/2010/wordprocessingShape" mc:Ignorable="w14 w15 w16se w16cid w16 w16cex w16sdtdh wp14">
   <w:footnote w:type="separator" w:id="-1">
     <w:p>
       <w:pPr>
@@ -6385,7 +7115,7 @@
 </file>
 
 <file path=word/numbering.xml><?xml version="1.0" encoding="utf-8"?>
-<w:numbering xmlns:wpc="http://schemas.microsoft.com/office/word/2010/wordprocessingCanvas" xmlns:mc="http://schemas.openxmlformats.org/markup-compatibility/2006" xmlns:o="urn:schemas-microsoft-com:office:office" xmlns:r="http://schemas.openxmlformats.org/officeDocument/2006/relationships" xmlns:m="http://schemas.openxmlformats.org/officeDocument/2006/math" xmlns:v="urn:schemas-microsoft-com:vml" xmlns:wp14="http://schemas.microsoft.com/office/word/2010/wordprocessingDrawing" xmlns:wp="http://schemas.openxmlformats.org/drawingml/2006/wordprocessingDrawing" xmlns:w10="urn:schemas-microsoft-com:office:word" xmlns:w="http://schemas.openxmlformats.org/wordprocessingml/2006/main" xmlns:w14="http://schemas.microsoft.com/office/word/2010/wordml" xmlns:w15="http://schemas.microsoft.com/office/word/2012/wordml" xmlns:wpg="http://schemas.microsoft.com/office/word/2010/wordprocessingGroup" xmlns:wpi="http://schemas.microsoft.com/office/word/2010/wordprocessingInk" xmlns:wne="http://schemas.microsoft.com/office/word/2006/wordml" xmlns:wps="http://schemas.microsoft.com/office/word/2010/wordprocessingShape" mc:Ignorable="w14 w15 wp14">
+<w:numbering xmlns:wpc="http://schemas.microsoft.com/office/word/2010/wordprocessingCanvas" xmlns:cx="http://schemas.microsoft.com/office/drawing/2014/chartex" xmlns:cx1="http://schemas.microsoft.com/office/drawing/2015/9/8/chartex" xmlns:cx2="http://schemas.microsoft.com/office/drawing/2015/10/21/chartex" xmlns:cx3="http://schemas.microsoft.com/office/drawing/2016/5/9/chartex" xmlns:cx4="http://schemas.microsoft.com/office/drawing/2016/5/10/chartex" xmlns:cx5="http://schemas.microsoft.com/office/drawing/2016/5/11/chartex" xmlns:cx6="http://schemas.microsoft.com/office/drawing/2016/5/12/chartex" xmlns:cx7="http://schemas.microsoft.com/office/drawing/2016/5/13/chartex" xmlns:cx8="http://schemas.microsoft.com/office/drawing/2016/5/14/chartex" xmlns:mc="http://schemas.openxmlformats.org/markup-compatibility/2006" xmlns:aink="http://schemas.microsoft.com/office/drawing/2016/ink" xmlns:am3d="http://schemas.microsoft.com/office/drawing/2017/model3d" xmlns:o="urn:schemas-microsoft-com:office:office" xmlns:r="http://schemas.openxmlformats.org/officeDocument/2006/relationships" xmlns:m="http://schemas.openxmlformats.org/officeDocument/2006/math" xmlns:v="urn:schemas-microsoft-com:vml" xmlns:wp14="http://schemas.microsoft.com/office/word/2010/wordprocessingDrawing" xmlns:wp="http://schemas.openxmlformats.org/drawingml/2006/wordprocessingDrawing" xmlns:w10="urn:schemas-microsoft-com:office:word" xmlns:w="http://schemas.openxmlformats.org/wordprocessingml/2006/main" xmlns:w14="http://schemas.microsoft.com/office/word/2010/wordml" xmlns:w15="http://schemas.microsoft.com/office/word/2012/wordml" xmlns:w16cex="http://schemas.microsoft.com/office/word/2018/wordml/cex" xmlns:w16cid="http://schemas.microsoft.com/office/word/2016/wordml/cid" xmlns:w16="http://schemas.microsoft.com/office/word/2018/wordml" xmlns:w16sdtdh="http://schemas.microsoft.com/office/word/2020/wordml/sdtdatahash" xmlns:w16se="http://schemas.microsoft.com/office/word/2015/wordml/symex" xmlns:wpg="http://schemas.microsoft.com/office/word/2010/wordprocessingGroup" xmlns:wpi="http://schemas.microsoft.com/office/word/2010/wordprocessingInk" xmlns:wne="http://schemas.microsoft.com/office/word/2006/wordml" xmlns:wps="http://schemas.microsoft.com/office/word/2010/wordprocessingShape" mc:Ignorable="w14 w15 w16se w16cid w16 w16cex w16sdtdh wp14">
   <w:abstractNum w:abstractNumId="0" w15:restartNumberingAfterBreak="0">
     <w:nsid w:val="10E438AA"/>
     <w:multiLevelType w:val="hybridMultilevel"/>
@@ -9280,7 +10010,7 @@
 </file>
 
 <file path=word/styles.xml><?xml version="1.0" encoding="utf-8"?>
-<w:styles xmlns:mc="http://schemas.openxmlformats.org/markup-compatibility/2006" xmlns:r="http://schemas.openxmlformats.org/officeDocument/2006/relationships" xmlns:w="http://schemas.openxmlformats.org/wordprocessingml/2006/main" xmlns:w14="http://schemas.microsoft.com/office/word/2010/wordml" xmlns:w15="http://schemas.microsoft.com/office/word/2012/wordml" mc:Ignorable="w14 w15">
+<w:styles xmlns:mc="http://schemas.openxmlformats.org/markup-compatibility/2006" xmlns:r="http://schemas.openxmlformats.org/officeDocument/2006/relationships" xmlns:w="http://schemas.openxmlformats.org/wordprocessingml/2006/main" xmlns:w14="http://schemas.microsoft.com/office/word/2010/wordml" xmlns:w15="http://schemas.microsoft.com/office/word/2012/wordml" xmlns:w16cex="http://schemas.microsoft.com/office/word/2018/wordml/cex" xmlns:w16cid="http://schemas.microsoft.com/office/word/2016/wordml/cid" xmlns:w16="http://schemas.microsoft.com/office/word/2018/wordml" xmlns:w16sdtdh="http://schemas.microsoft.com/office/word/2020/wordml/sdtdatahash" xmlns:w16se="http://schemas.microsoft.com/office/word/2015/wordml/symex" mc:Ignorable="w14 w15 w16se w16cid w16 w16cex w16sdtdh">
   <w:docDefaults>
     <w:rPrDefault>
       <w:rPr>
@@ -9296,7 +10026,7 @@
       </w:pPr>
     </w:pPrDefault>
   </w:docDefaults>
-  <w:latentStyles w:defLockedState="0" w:defUIPriority="99" w:defSemiHidden="0" w:defUnhideWhenUsed="0" w:defQFormat="0" w:count="371">
+  <w:latentStyles w:defLockedState="0" w:defUIPriority="99" w:defSemiHidden="0" w:defUnhideWhenUsed="0" w:defQFormat="0" w:count="376">
     <w:lsdException w:name="Normal" w:uiPriority="0" w:qFormat="1"/>
     <w:lsdException w:name="heading 1" w:uiPriority="0" w:qFormat="1"/>
     <w:lsdException w:name="heading 2" w:semiHidden="1" w:uiPriority="9" w:unhideWhenUsed="1" w:qFormat="1"/>
@@ -9402,7 +10132,6 @@
     <w:lsdException w:name="HTML Sample" w:semiHidden="1" w:unhideWhenUsed="1"/>
     <w:lsdException w:name="HTML Typewriter" w:semiHidden="1" w:unhideWhenUsed="1"/>
     <w:lsdException w:name="HTML Variable" w:semiHidden="1" w:unhideWhenUsed="1"/>
-    <w:lsdException w:name="Normal Table" w:semiHidden="1" w:unhideWhenUsed="1"/>
     <w:lsdException w:name="annotation subject" w:semiHidden="1" w:unhideWhenUsed="1"/>
     <w:lsdException w:name="No List" w:semiHidden="1" w:unhideWhenUsed="1"/>
     <w:lsdException w:name="Outline List 1" w:semiHidden="1" w:unhideWhenUsed="1"/>
@@ -9445,11 +10174,8 @@
     <w:lsdException w:name="Table Contemporary" w:semiHidden="1" w:unhideWhenUsed="1"/>
     <w:lsdException w:name="Table Elegant" w:semiHidden="1" w:unhideWhenUsed="1"/>
     <w:lsdException w:name="Table Professional" w:semiHidden="1" w:unhideWhenUsed="1"/>
-    <w:lsdException w:name="Table Subtle 1" w:semiHidden="1" w:unhideWhenUsed="1"/>
     <w:lsdException w:name="Table Subtle 2" w:semiHidden="1" w:unhideWhenUsed="1"/>
     <w:lsdException w:name="Table Web 1" w:semiHidden="1" w:unhideWhenUsed="1"/>
-    <w:lsdException w:name="Table Web 2" w:semiHidden="1" w:unhideWhenUsed="1"/>
-    <w:lsdException w:name="Table Web 3" w:semiHidden="1" w:unhideWhenUsed="1"/>
     <w:lsdException w:name="Balloon Text" w:semiHidden="1" w:unhideWhenUsed="1"/>
     <w:lsdException w:name="Table Grid" w:uiPriority="59"/>
     <w:lsdException w:name="Table Theme" w:semiHidden="1" w:unhideWhenUsed="1"/>
@@ -9668,6 +10394,11 @@
     <w:lsdException w:name="List Table 5 Dark Accent 6" w:uiPriority="50"/>
     <w:lsdException w:name="List Table 6 Colorful Accent 6" w:uiPriority="51"/>
     <w:lsdException w:name="List Table 7 Colorful Accent 6" w:uiPriority="52"/>
+    <w:lsdException w:name="Mention" w:semiHidden="1" w:unhideWhenUsed="1"/>
+    <w:lsdException w:name="Smart Hyperlink" w:semiHidden="1" w:unhideWhenUsed="1"/>
+    <w:lsdException w:name="Hashtag" w:semiHidden="1" w:unhideWhenUsed="1"/>
+    <w:lsdException w:name="Unresolved Mention" w:semiHidden="1" w:unhideWhenUsed="1"/>
+    <w:lsdException w:name="Smart Link" w:semiHidden="1" w:unhideWhenUsed="1"/>
   </w:latentStyles>
   <w:style w:type="paragraph" w:default="1" w:styleId="a3">
     <w:name w:val="Normal"/>
